--- a/public/docs/patricio-anabalon-resume.docx
+++ b/public/docs/patricio-anabalon-resume.docx
@@ -10,6 +10,7 @@
         <w:ind w:left="0" w:right="5.669291338583093" w:firstLine="0"/>
         <w:jc w:val="center"/>
         <w:rPr>
+          <w:rFonts w:ascii="Roboto" w:cs="Roboto" w:eastAsia="Roboto" w:hAnsi="Roboto"/>
           <w:sz w:val="50"/>
           <w:szCs w:val="50"/>
         </w:rPr>
@@ -18,11 +19,32 @@
       <w:bookmarkEnd w:id="0"/>
       <w:r>
         <w:rPr>
+          <w:rFonts w:ascii="Roboto" w:cs="Roboto" w:eastAsia="Roboto" w:hAnsi="Roboto"/>
           <w:sz w:val="50"/>
           <w:szCs w:val="50"/>
           <w:rtl w:val="0"/>
         </w:rPr>
         <w:t xml:space="preserve">Patricio Anabalon</w:t>
+      </w:r>
+    </w:p>
+    <w:p>
+      <w:pPr>
+        <w:jc w:val="center"/>
+        <w:rPr>
+          <w:rFonts w:ascii="Roboto" w:cs="Roboto" w:eastAsia="Roboto" w:hAnsi="Roboto"/>
+        </w:rPr>
+      </w:pPr>
+      <w:r>
+        <w:rPr>
+          <w:rFonts w:ascii="Roboto" w:cs="Roboto" w:eastAsia="Roboto" w:hAnsi="Roboto"/>
+          <w:rtl w:val="0"/>
+        </w:rPr>
+        <w:t xml:space="preserve">  Auckland, New Zealand (open to relocation / remote) · Available with work-rights discussion</w:t>
+      </w:r>
+      <w:r>
+        <w:rPr>
+          <w:rtl w:val="0"/>
+        </w:rPr>
       </w:r>
     </w:p>
     <w:p>
@@ -31,21 +53,23 @@
         <w:spacing w:after="120" w:line="14.399999999999999" w:lineRule="auto"/>
         <w:ind w:left="0" w:right="5.669291338583093" w:firstLine="0"/>
         <w:rPr>
-          <w:b w:val="1"/>
-          <w:bCs w:val="1"/>
-          <w:sz w:val="22"/>
-          <w:szCs w:val="22"/>
-        </w:rPr>
-      </w:pPr>
-      <w:r>
-        <w:rPr>
-          <w:b w:val="1"/>
-          <w:bCs w:val="1"/>
-          <w:sz w:val="22"/>
-          <w:szCs w:val="22"/>
-          <w:rtl w:val="0"/>
-        </w:rPr>
-        <w:t xml:space="preserve">______________________________________________________________________________________</w:t>
+          <w:rFonts w:ascii="Roboto" w:cs="Roboto" w:eastAsia="Roboto" w:hAnsi="Roboto"/>
+          <w:b w:val="1"/>
+          <w:bCs w:val="1"/>
+          <w:sz w:val="22"/>
+          <w:szCs w:val="22"/>
+        </w:rPr>
+      </w:pPr>
+      <w:r>
+        <w:rPr>
+          <w:rFonts w:ascii="Roboto" w:cs="Roboto" w:eastAsia="Roboto" w:hAnsi="Roboto"/>
+          <w:b w:val="1"/>
+          <w:bCs w:val="1"/>
+          <w:sz w:val="22"/>
+          <w:szCs w:val="22"/>
+          <w:rtl w:val="0"/>
+        </w:rPr>
+        <w:t xml:space="preserve">___________________________________________________________________________________________________________</w:t>
       </w:r>
     </w:p>
     <w:p>
@@ -66,15 +90,14 @@
         <w:ind w:left="0" w:right="5.669291338583093" w:firstLine="0"/>
         <w:jc w:val="center"/>
         <w:rPr>
-          <w:sz w:val="22"/>
-          <w:szCs w:val="22"/>
-        </w:rPr>
-      </w:pPr>
-      <w:r>
-        <w:rPr>
-          <w:rFonts w:ascii="Arial" w:cs="Arial" w:eastAsia="Arial" w:hAnsi="Arial"/>
-          <w:b w:val="0"/>
-          <w:bCs w:val="0"/>
+          <w:rFonts w:ascii="Roboto" w:cs="Roboto" w:eastAsia="Roboto" w:hAnsi="Roboto"/>
+          <w:sz w:val="22"/>
+          <w:szCs w:val="22"/>
+        </w:rPr>
+      </w:pPr>
+      <w:r>
+        <w:rPr>
+          <w:rFonts w:ascii="Roboto" w:cs="Roboto" w:eastAsia="Roboto" w:hAnsi="Roboto"/>
           <w:i w:val="0"/>
           <w:iCs w:val="0"/>
           <w:smallCaps w:val="0"/>
@@ -91,15 +114,17 @@
       </w:r>
       <w:r>
         <w:rPr>
-          <w:sz w:val="22"/>
-          <w:szCs w:val="22"/>
-          <w:rtl w:val="0"/>
-        </w:rPr>
-        <w:t xml:space="preserve"> 🇳🇿| +56 9 3431 0926 🇨🇱| </w:t>
+          <w:rFonts w:ascii="Roboto" w:cs="Roboto" w:eastAsia="Roboto" w:hAnsi="Roboto"/>
+          <w:sz w:val="22"/>
+          <w:szCs w:val="22"/>
+          <w:rtl w:val="0"/>
+        </w:rPr>
+        <w:t xml:space="preserve"> | </w:t>
       </w:r>
       <w:hyperlink r:id="rId6">
         <w:r>
           <w:rPr>
+            <w:rFonts w:ascii="Roboto" w:cs="Roboto" w:eastAsia="Roboto" w:hAnsi="Roboto"/>
             <w:color w:val="1155cc"/>
             <w:sz w:val="22"/>
             <w:szCs w:val="22"/>
@@ -111,99 +136,55 @@
       </w:hyperlink>
       <w:r>
         <w:rPr>
-          <w:sz w:val="22"/>
-          <w:szCs w:val="22"/>
-          <w:rtl w:val="0"/>
-        </w:rPr>
-        <w:t xml:space="preserve"> | </w:t>
+          <w:rFonts w:ascii="Roboto" w:cs="Roboto" w:eastAsia="Roboto" w:hAnsi="Roboto"/>
+          <w:sz w:val="22"/>
+          <w:szCs w:val="22"/>
+          <w:rtl w:val="0"/>
+        </w:rPr>
+        <w:t xml:space="preserve"> |  </w:t>
       </w:r>
       <w:hyperlink r:id="rId7">
         <w:r>
           <w:rPr>
+            <w:rFonts w:ascii="Roboto" w:cs="Roboto" w:eastAsia="Roboto" w:hAnsi="Roboto"/>
             <w:color w:val="1155cc"/>
             <w:sz w:val="22"/>
             <w:szCs w:val="22"/>
             <w:u w:val="single"/>
             <w:rtl w:val="0"/>
           </w:rPr>
-          <w:t xml:space="preserve">LinkedIn</w:t>
+          <w:t xml:space="preserve">patoanabalon.dev</w:t>
         </w:r>
       </w:hyperlink>
       <w:r>
         <w:rPr>
-          <w:sz w:val="22"/>
-          <w:szCs w:val="22"/>
-          <w:rtl w:val="0"/>
-        </w:rPr>
-        <w:t xml:space="preserve"> |</w:t>
-      </w:r>
-      <w:r>
-        <w:rPr>
-          <w:rFonts w:ascii="Arial" w:cs="Arial" w:eastAsia="Arial" w:hAnsi="Arial"/>
-          <w:b w:val="0"/>
-          <w:bCs w:val="0"/>
-          <w:i w:val="0"/>
-          <w:iCs w:val="0"/>
-          <w:smallCaps w:val="0"/>
-          <w:strike w:val="0"/>
-          <w:sz w:val="22"/>
-          <w:szCs w:val="22"/>
-          <w:shd w:fill="auto" w:val="clear"/>
-          <w:vertAlign w:val="baseline"/>
+          <w:rFonts w:ascii="Roboto" w:cs="Roboto" w:eastAsia="Roboto" w:hAnsi="Roboto"/>
           <w:rtl w:val="0"/>
         </w:rPr>
         <w:t xml:space="preserve"> </w:t>
+      </w:r>
+      <w:r>
+        <w:rPr>
+          <w:rFonts w:ascii="Roboto" w:cs="Roboto" w:eastAsia="Roboto" w:hAnsi="Roboto"/>
+          <w:sz w:val="22"/>
+          <w:szCs w:val="22"/>
+          <w:rtl w:val="0"/>
+        </w:rPr>
+        <w:t xml:space="preserve">| </w:t>
       </w:r>
       <w:hyperlink r:id="rId8">
         <w:r>
           <w:rPr>
-            <w:rFonts w:ascii="Arial" w:cs="Arial" w:eastAsia="Arial" w:hAnsi="Arial"/>
-            <w:b w:val="0"/>
-            <w:bCs w:val="0"/>
-            <w:i w:val="0"/>
-            <w:iCs w:val="0"/>
-            <w:smallCaps w:val="0"/>
-            <w:strike w:val="0"/>
-            <w:color w:val="1155cc"/>
-            <w:sz w:val="22"/>
-            <w:szCs w:val="22"/>
-            <w:u w:val="single"/>
-            <w:shd w:fill="auto" w:val="clear"/>
-            <w:vertAlign w:val="baseline"/>
-            <w:rtl w:val="0"/>
-          </w:rPr>
-          <w:t xml:space="preserve">Personal Webs</w:t>
-        </w:r>
-      </w:hyperlink>
-      <w:hyperlink r:id="rId9">
-        <w:r>
-          <w:rPr>
+            <w:rFonts w:ascii="Roboto" w:cs="Roboto" w:eastAsia="Roboto" w:hAnsi="Roboto"/>
             <w:color w:val="1155cc"/>
             <w:sz w:val="22"/>
             <w:szCs w:val="22"/>
             <w:u w:val="single"/>
             <w:rtl w:val="0"/>
           </w:rPr>
-          <w:t xml:space="preserve">ite</w:t>
+          <w:t xml:space="preserve">linkedin.com/in/patricioanabalon/</w:t>
         </w:r>
       </w:hyperlink>
-      <w:r>
-        <w:rPr>
-          <w:rFonts w:ascii="Arial" w:cs="Arial" w:eastAsia="Arial" w:hAnsi="Arial"/>
-          <w:b w:val="0"/>
-          <w:bCs w:val="0"/>
-          <w:i w:val="0"/>
-          <w:iCs w:val="0"/>
-          <w:smallCaps w:val="0"/>
-          <w:strike w:val="0"/>
-          <w:sz w:val="22"/>
-          <w:szCs w:val="22"/>
-          <w:shd w:fill="auto" w:val="clear"/>
-          <w:vertAlign w:val="baseline"/>
-          <w:rtl w:val="0"/>
-        </w:rPr>
-        <w:t xml:space="preserve"> </w:t>
-      </w:r>
       <w:r>
         <w:rPr>
           <w:rtl w:val="0"/>
@@ -215,8 +196,79 @@
         <w:spacing w:after="0" w:line="276" w:lineRule="auto"/>
         <w:ind w:left="0" w:right="5.669291338583093" w:firstLine="0"/>
         <w:jc w:val="center"/>
-        <w:rPr/>
-      </w:pPr>
+        <w:rPr>
+          <w:rFonts w:ascii="Roboto" w:cs="Roboto" w:eastAsia="Roboto" w:hAnsi="Roboto"/>
+        </w:rPr>
+      </w:pPr>
+      <w:r>
+        <w:rPr>
+          <w:rtl w:val="0"/>
+        </w:rPr>
+      </w:r>
+    </w:p>
+    <w:p>
+      <w:pPr>
+        <w:pStyle w:val="Heading2"/>
+        <w:widowControl w:val="0"/>
+        <w:spacing w:after="200" w:line="276" w:lineRule="auto"/>
+        <w:ind w:right="5.669291338583093"/>
+        <w:jc w:val="center"/>
+        <w:rPr>
+          <w:rFonts w:ascii="Roboto" w:cs="Roboto" w:eastAsia="Roboto" w:hAnsi="Roboto"/>
+          <w:sz w:val="28"/>
+          <w:szCs w:val="28"/>
+        </w:rPr>
+      </w:pPr>
+      <w:bookmarkStart w:colFirst="0" w:colLast="0" w:name="_f6gd50b6nws9" w:id="1"/>
+      <w:bookmarkEnd w:id="1"/>
+      <w:r>
+        <w:rPr>
+          <w:rFonts w:ascii="Roboto" w:cs="Roboto" w:eastAsia="Roboto" w:hAnsi="Roboto"/>
+          <w:sz w:val="28"/>
+          <w:szCs w:val="28"/>
+          <w:rtl w:val="0"/>
+        </w:rPr>
+        <w:t xml:space="preserve">P</w:t>
+      </w:r>
+      <w:r>
+        <w:rPr>
+          <w:rFonts w:ascii="Roboto" w:cs="Roboto" w:eastAsia="Roboto" w:hAnsi="Roboto"/>
+          <w:b w:val="0"/>
+          <w:bCs w:val="0"/>
+          <w:sz w:val="28"/>
+          <w:szCs w:val="28"/>
+          <w:rtl w:val="0"/>
+        </w:rPr>
+        <w:t xml:space="preserve">rofile</w:t>
+      </w:r>
+      <w:r>
+        <w:rPr>
+          <w:rtl w:val="0"/>
+        </w:rPr>
+      </w:r>
+    </w:p>
+    <w:p>
+      <w:pPr>
+        <w:widowControl w:val="0"/>
+        <w:spacing w:line="276" w:lineRule="auto"/>
+        <w:ind w:right="5.669291338583093"/>
+        <w:jc w:val="both"/>
+        <w:rPr>
+          <w:rFonts w:ascii="Roboto" w:cs="Roboto" w:eastAsia="Roboto" w:hAnsi="Roboto"/>
+          <w:sz w:val="16"/>
+          <w:szCs w:val="16"/>
+        </w:rPr>
+      </w:pPr>
+      <w:r>
+        <w:rPr>
+          <w:rFonts w:ascii="Roboto" w:cs="Roboto" w:eastAsia="Roboto" w:hAnsi="Roboto"/>
+          <w:sz w:val="22"/>
+          <w:szCs w:val="22"/>
+          <w:rtl w:val="0"/>
+        </w:rPr>
+        <w:t xml:space="preserve">Senior Frontend Engineer (18 years) building high-traffic e-commerce on LATAM.com (~10M monthly users). Recent A/B experiment lifted premium-cabin ticket purchases by +42.78% (n=146K). Deep in React, Next.js and TypeScript, with a strong bias for experimentation, performance and design systems. Former Development Manager and startup CTO — comfortable as a senior IC who also mentors engineers to promotion and aligns tech with business outcomes.</w:t>
+        <w:br w:type="textWrapping"/>
+      </w:r>
       <w:r>
         <w:rPr>
           <w:rtl w:val="0"/>
@@ -230,99 +282,29 @@
         <w:ind w:right="5.669291338583093"/>
         <w:jc w:val="center"/>
         <w:rPr>
+          <w:rFonts w:ascii="Roboto" w:cs="Roboto" w:eastAsia="Roboto" w:hAnsi="Roboto"/>
+        </w:rPr>
+      </w:pPr>
+      <w:bookmarkStart w:colFirst="0" w:colLast="0" w:name="_u4ch7b5nidku" w:id="2"/>
+      <w:bookmarkEnd w:id="2"/>
+      <w:r>
+        <w:rPr>
+          <w:rFonts w:ascii="Roboto" w:cs="Roboto" w:eastAsia="Roboto" w:hAnsi="Roboto"/>
           <w:sz w:val="28"/>
           <w:szCs w:val="28"/>
-        </w:rPr>
-      </w:pPr>
-      <w:bookmarkStart w:colFirst="0" w:colLast="0" w:name="_f6gd50b6nws9" w:id="1"/>
-      <w:bookmarkEnd w:id="1"/>
-      <w:r>
-        <w:rPr>
-          <w:sz w:val="28"/>
-          <w:szCs w:val="28"/>
-          <w:rtl w:val="0"/>
-        </w:rPr>
-        <w:t xml:space="preserve">P</w:t>
-      </w:r>
-      <w:r>
-        <w:rPr>
+          <w:rtl w:val="0"/>
+        </w:rPr>
+        <w:t xml:space="preserve">E</w:t>
+      </w:r>
+      <w:r>
+        <w:rPr>
+          <w:rFonts w:ascii="Roboto" w:cs="Roboto" w:eastAsia="Roboto" w:hAnsi="Roboto"/>
           <w:b w:val="0"/>
           <w:bCs w:val="0"/>
           <w:sz w:val="28"/>
           <w:szCs w:val="28"/>
           <w:rtl w:val="0"/>
         </w:rPr>
-        <w:t xml:space="preserve">rofile</w:t>
-      </w:r>
-      <w:r>
-        <w:rPr>
-          <w:rtl w:val="0"/>
-        </w:rPr>
-      </w:r>
-    </w:p>
-    <w:p>
-      <w:pPr>
-        <w:spacing w:after="0" w:line="276" w:lineRule="auto"/>
-        <w:ind w:right="5.669291338583093"/>
-        <w:jc w:val="both"/>
-        <w:rPr>
-          <w:sz w:val="22"/>
-          <w:szCs w:val="22"/>
-        </w:rPr>
-      </w:pPr>
-      <w:r>
-        <w:rPr>
-          <w:sz w:val="22"/>
-          <w:szCs w:val="22"/>
-          <w:rtl w:val="0"/>
-        </w:rPr>
-        <w:t xml:space="preserve">Proactive and dynamic software developer with 18 years of experience, strong leadership, and proven problem-solving skills. Recognised for delivering high-quality, user-centric solutions through collaboration and adherence to best practices like SOLID. Passionate about coding and continuous learning, with a focus on innovation, modern frameworks, and empowering teams to achieve excellence.</w:t>
-      </w:r>
-      <w:r>
-        <w:rPr>
-          <w:rtl w:val="0"/>
-        </w:rPr>
-      </w:r>
-    </w:p>
-    <w:p>
-      <w:pPr>
-        <w:spacing w:after="50" w:line="276" w:lineRule="auto"/>
-        <w:ind w:left="0" w:right="5.669291338583093" w:firstLine="0"/>
-        <w:jc w:val="center"/>
-        <w:rPr/>
-      </w:pPr>
-      <w:r>
-        <w:rPr>
-          <w:rtl w:val="0"/>
-        </w:rPr>
-      </w:r>
-    </w:p>
-    <w:p>
-      <w:pPr>
-        <w:pStyle w:val="Heading2"/>
-        <w:spacing w:after="200" w:line="276" w:lineRule="auto"/>
-        <w:ind w:right="5.669291338583093"/>
-        <w:jc w:val="center"/>
-        <w:rPr/>
-      </w:pPr>
-      <w:bookmarkStart w:colFirst="0" w:colLast="0" w:name="_u4ch7b5nidku" w:id="2"/>
-      <w:bookmarkEnd w:id="2"/>
-      <w:r>
-        <w:rPr>
-          <w:sz w:val="28"/>
-          <w:szCs w:val="28"/>
-          <w:rtl w:val="0"/>
-        </w:rPr>
-        <w:t xml:space="preserve">E</w:t>
-      </w:r>
-      <w:r>
-        <w:rPr>
-          <w:b w:val="0"/>
-          <w:bCs w:val="0"/>
-          <w:sz w:val="28"/>
-          <w:szCs w:val="28"/>
-          <w:rtl w:val="0"/>
-        </w:rPr>
         <w:t xml:space="preserve">xperience</w:t>
       </w:r>
       <w:r>
@@ -336,6 +318,7 @@
         <w:spacing w:after="0" w:line="360" w:lineRule="auto"/>
         <w:ind w:right="5.669291338583093"/>
         <w:rPr>
+          <w:rFonts w:ascii="Roboto" w:cs="Roboto" w:eastAsia="Roboto" w:hAnsi="Roboto"/>
           <w:b w:val="1"/>
           <w:bCs w:val="1"/>
           <w:sz w:val="24"/>
@@ -344,6 +327,7 @@
       </w:pPr>
       <w:r>
         <w:rPr>
+          <w:rFonts w:ascii="Roboto" w:cs="Roboto" w:eastAsia="Roboto" w:hAnsi="Roboto"/>
           <w:b w:val="1"/>
           <w:bCs w:val="1"/>
           <w:sz w:val="24"/>
@@ -354,6 +338,7 @@
       </w:r>
       <w:r>
         <w:rPr>
+          <w:rFonts w:ascii="Roboto" w:cs="Roboto" w:eastAsia="Roboto" w:hAnsi="Roboto"/>
           <w:sz w:val="24"/>
           <w:szCs w:val="24"/>
           <w:rtl w:val="0"/>
@@ -362,6 +347,7 @@
       </w:r>
       <w:r>
         <w:rPr>
+          <w:rFonts w:ascii="Roboto" w:cs="Roboto" w:eastAsia="Roboto" w:hAnsi="Roboto"/>
           <w:b w:val="1"/>
           <w:bCs w:val="1"/>
           <w:sz w:val="24"/>
@@ -372,6 +358,7 @@
       </w:r>
       <w:r>
         <w:rPr>
+          <w:rFonts w:ascii="Roboto" w:cs="Roboto" w:eastAsia="Roboto" w:hAnsi="Roboto"/>
           <w:b w:val="1"/>
           <w:bCs w:val="1"/>
           <w:i w:val="1"/>
@@ -380,25 +367,26 @@
           <w:szCs w:val="24"/>
           <w:rtl w:val="0"/>
         </w:rPr>
-        <w:t xml:space="preserve">LATAM Airlines</w:t>
-      </w:r>
-      <w:r>
-        <w:rPr>
+        <w:t xml:space="preserve">LATAM Airlines Group </w:t>
+      </w:r>
+      <w:r>
+        <w:rPr>
+          <w:rFonts w:ascii="Roboto" w:cs="Roboto" w:eastAsia="Roboto" w:hAnsi="Roboto"/>
           <w:i w:val="1"/>
           <w:iCs w:val="1"/>
           <w:sz w:val="24"/>
           <w:szCs w:val="24"/>
           <w:rtl w:val="0"/>
         </w:rPr>
-        <w:t xml:space="preserve">  </w:t>
-        <w:tab/>
-        <w:tab/>
-        <w:tab/>
-        <w:tab/>
-        <w:t xml:space="preserve">       </w:t>
-      </w:r>
-      <w:r>
-        <w:rPr>
+        <w:tab/>
+        <w:tab/>
+        <w:tab/>
+        <w:tab/>
+        <w:t xml:space="preserve">        </w:t>
+      </w:r>
+      <w:r>
+        <w:rPr>
+          <w:rFonts w:ascii="Roboto" w:cs="Roboto" w:eastAsia="Roboto" w:hAnsi="Roboto"/>
           <w:b w:val="1"/>
           <w:bCs w:val="1"/>
           <w:sz w:val="24"/>
@@ -410,21 +398,229 @@
     </w:p>
     <w:p>
       <w:pPr>
+        <w:widowControl w:val="1"/>
         <w:spacing w:after="50" w:line="276" w:lineRule="auto"/>
         <w:ind w:right="5.669291338583093"/>
         <w:jc w:val="both"/>
         <w:rPr>
-          <w:sz w:val="22"/>
-          <w:szCs w:val="22"/>
-        </w:rPr>
-      </w:pPr>
-      <w:r>
-        <w:rPr>
-          <w:sz w:val="22"/>
-          <w:szCs w:val="22"/>
-          <w:rtl w:val="0"/>
-        </w:rPr>
-        <w:t xml:space="preserve">Worked for the largest airline group in Latin America and one of the most significant worldwide as part of an agile team, enhancing LATAM’s ancillary products store and frequent flyer miles purchase platform, with a focus on improving user experience and increasing sales conversion.</w:t>
+          <w:rFonts w:ascii="Roboto" w:cs="Roboto" w:eastAsia="Roboto" w:hAnsi="Roboto"/>
+          <w:b w:val="1"/>
+          <w:bCs w:val="1"/>
+          <w:i w:val="1"/>
+          <w:iCs w:val="1"/>
+          <w:sz w:val="22"/>
+          <w:szCs w:val="22"/>
+        </w:rPr>
+      </w:pPr>
+      <w:r>
+        <w:rPr>
+          <w:rFonts w:ascii="Roboto" w:cs="Roboto" w:eastAsia="Roboto" w:hAnsi="Roboto"/>
+          <w:sz w:val="22"/>
+          <w:szCs w:val="22"/>
+          <w:rtl w:val="0"/>
+        </w:rPr>
+        <w:t xml:space="preserve">Part of the agile squad enhancing LATAM's ancillary products store, premium cabin sales and frequent-flyer miles platform on LATAM.com (~330K daily / 10M monthly users) — the largest airline group in Latin America.</w:t>
+      </w:r>
+      <w:r>
+        <w:rPr>
+          <w:rtl w:val="0"/>
+        </w:rPr>
+      </w:r>
+    </w:p>
+    <w:p>
+      <w:pPr>
+        <w:numPr>
+          <w:ilvl w:val="0"/>
+          <w:numId w:val="3"/>
+        </w:numPr>
+        <w:spacing w:after="0" w:afterAutospacing="0" w:line="276" w:lineRule="auto"/>
+        <w:ind w:left="720" w:right="5.669291338583093" w:hanging="360"/>
+        <w:jc w:val="both"/>
+        <w:rPr>
+          <w:rFonts w:ascii="Roboto" w:cs="Roboto" w:eastAsia="Roboto" w:hAnsi="Roboto"/>
+          <w:sz w:val="22"/>
+          <w:szCs w:val="22"/>
+        </w:rPr>
+      </w:pPr>
+      <w:r>
+        <w:rPr>
+          <w:rFonts w:ascii="Roboto" w:cs="Roboto" w:eastAsia="Roboto" w:hAnsi="Roboto"/>
+          <w:sz w:val="22"/>
+          <w:szCs w:val="22"/>
+          <w:rtl w:val="0"/>
+        </w:rPr>
+        <w:t xml:space="preserve">Developed and maintained fare-family and seat-selection workflows across LATAM's e-commerce platforms, ensuring performance and reliability under peak-season traffic.</w:t>
+      </w:r>
+    </w:p>
+    <w:p>
+      <w:pPr>
+        <w:numPr>
+          <w:ilvl w:val="0"/>
+          <w:numId w:val="3"/>
+        </w:numPr>
+        <w:spacing w:after="0" w:afterAutospacing="0" w:line="276" w:lineRule="auto"/>
+        <w:ind w:left="720" w:right="5.669291338583093" w:hanging="360"/>
+        <w:jc w:val="both"/>
+        <w:rPr>
+          <w:rFonts w:ascii="Roboto" w:cs="Roboto" w:eastAsia="Roboto" w:hAnsi="Roboto"/>
+          <w:sz w:val="22"/>
+          <w:szCs w:val="22"/>
+        </w:rPr>
+      </w:pPr>
+      <w:r>
+        <w:rPr>
+          <w:rFonts w:ascii="Roboto" w:cs="Roboto" w:eastAsia="Roboto" w:hAnsi="Roboto"/>
+          <w:sz w:val="22"/>
+          <w:szCs w:val="22"/>
+          <w:rtl w:val="0"/>
+        </w:rPr>
+        <w:t xml:space="preserve">Designed and shipped a Premium Economy full-on experiment on ABSmartly that lifted premium-cabin ticket purchases by +42.78% (n=146K, 12 weeks, 95% CI +10.9% to +62.3%) — variant rolled out to production.</w:t>
+      </w:r>
+    </w:p>
+    <w:p>
+      <w:pPr>
+        <w:numPr>
+          <w:ilvl w:val="0"/>
+          <w:numId w:val="3"/>
+        </w:numPr>
+        <w:spacing w:after="0" w:afterAutospacing="0" w:line="276" w:lineRule="auto"/>
+        <w:ind w:left="720" w:right="5.669291338583093" w:hanging="360"/>
+        <w:jc w:val="both"/>
+        <w:rPr>
+          <w:rFonts w:ascii="Roboto" w:cs="Roboto" w:eastAsia="Roboto" w:hAnsi="Roboto"/>
+          <w:sz w:val="22"/>
+          <w:szCs w:val="22"/>
+        </w:rPr>
+      </w:pPr>
+      <w:r>
+        <w:rPr>
+          <w:rFonts w:ascii="Roboto" w:cs="Roboto" w:eastAsia="Roboto" w:hAnsi="Roboto"/>
+          <w:sz w:val="22"/>
+          <w:szCs w:val="22"/>
+          <w:rtl w:val="0"/>
+        </w:rPr>
+        <w:t xml:space="preserve">Raised test coverage from 82% to 97% on fare-selection and seat-selection critical artefacts (web + BFF), reducing regressions on the checkout's highest-traffic flows.</w:t>
+      </w:r>
+    </w:p>
+    <w:p>
+      <w:pPr>
+        <w:widowControl w:val="0"/>
+        <w:numPr>
+          <w:ilvl w:val="0"/>
+          <w:numId w:val="3"/>
+        </w:numPr>
+        <w:spacing w:after="50" w:line="276" w:lineRule="auto"/>
+        <w:ind w:left="720" w:right="5.669291338583093" w:hanging="360"/>
+        <w:jc w:val="both"/>
+        <w:rPr>
+          <w:rFonts w:ascii="Roboto" w:cs="Roboto" w:eastAsia="Roboto" w:hAnsi="Roboto"/>
+          <w:sz w:val="22"/>
+          <w:szCs w:val="22"/>
+        </w:rPr>
+      </w:pPr>
+      <w:r>
+        <w:rPr>
+          <w:rFonts w:ascii="Roboto" w:cs="Roboto" w:eastAsia="Roboto" w:hAnsi="Roboto"/>
+          <w:sz w:val="22"/>
+          <w:szCs w:val="22"/>
+          <w:rtl w:val="0"/>
+        </w:rPr>
+        <w:t xml:space="preserve">Recognised as LATAM Service Leader 2025 for cross-team contribution.</w:t>
+      </w:r>
+      <w:r>
+        <w:rPr>
+          <w:rtl w:val="0"/>
+        </w:rPr>
+      </w:r>
+    </w:p>
+    <w:p>
+      <w:pPr>
+        <w:widowControl w:val="0"/>
+        <w:spacing w:line="276" w:lineRule="auto"/>
+        <w:rPr>
+          <w:rFonts w:ascii="Roboto" w:cs="Roboto" w:eastAsia="Roboto" w:hAnsi="Roboto"/>
+          <w:sz w:val="16"/>
+          <w:szCs w:val="16"/>
+        </w:rPr>
+      </w:pPr>
+      <w:r>
+        <w:rPr>
+          <w:rtl w:val="0"/>
+        </w:rPr>
+      </w:r>
+    </w:p>
+    <w:p>
+      <w:pPr>
+        <w:widowControl w:val="0"/>
+        <w:spacing w:after="0" w:before="0" w:line="360" w:lineRule="auto"/>
+        <w:ind w:right="5.669291338583093"/>
+        <w:rPr>
+          <w:rFonts w:ascii="Roboto" w:cs="Roboto" w:eastAsia="Roboto" w:hAnsi="Roboto"/>
+          <w:b w:val="1"/>
+          <w:bCs w:val="1"/>
+          <w:sz w:val="24"/>
+          <w:szCs w:val="24"/>
+        </w:rPr>
+      </w:pPr>
+      <w:r>
+        <w:rPr>
+          <w:rFonts w:ascii="Roboto" w:cs="Roboto" w:eastAsia="Roboto" w:hAnsi="Roboto"/>
+          <w:b w:val="1"/>
+          <w:bCs w:val="1"/>
+          <w:sz w:val="24"/>
+          <w:szCs w:val="24"/>
+          <w:rtl w:val="0"/>
+        </w:rPr>
+        <w:t xml:space="preserve">Senior Software Engineer</w:t>
+      </w:r>
+      <w:r>
+        <w:rPr>
+          <w:rFonts w:ascii="Roboto" w:cs="Roboto" w:eastAsia="Roboto" w:hAnsi="Roboto"/>
+          <w:sz w:val="24"/>
+          <w:szCs w:val="24"/>
+          <w:rtl w:val="0"/>
+        </w:rPr>
+        <w:t xml:space="preserve"> at </w:t>
+      </w:r>
+      <w:r>
+        <w:rPr>
+          <w:rFonts w:ascii="Roboto" w:cs="Roboto" w:eastAsia="Roboto" w:hAnsi="Roboto"/>
+          <w:b w:val="1"/>
+          <w:bCs w:val="1"/>
+          <w:i w:val="1"/>
+          <w:iCs w:val="1"/>
+          <w:sz w:val="24"/>
+          <w:szCs w:val="24"/>
+          <w:rtl w:val="0"/>
+        </w:rPr>
+        <w:t xml:space="preserve">Globant</w:t>
+      </w:r>
+      <w:r>
+        <w:rPr>
+          <w:rFonts w:ascii="Roboto" w:cs="Roboto" w:eastAsia="Roboto" w:hAnsi="Roboto"/>
+          <w:sz w:val="24"/>
+          <w:szCs w:val="24"/>
+          <w:rtl w:val="0"/>
+        </w:rPr>
+        <w:t xml:space="preserve"> </w:t>
+        <w:tab/>
+        <w:tab/>
+        <w:tab/>
+        <w:tab/>
+        <w:tab/>
+        <w:tab/>
+        <w:t xml:space="preserve">      </w:t>
+      </w:r>
+      <w:r>
+        <w:rPr>
+          <w:rFonts w:ascii="Roboto" w:cs="Roboto" w:eastAsia="Roboto" w:hAnsi="Roboto"/>
+          <w:b w:val="1"/>
+          <w:bCs w:val="1"/>
+          <w:sz w:val="24"/>
+          <w:szCs w:val="24"/>
+          <w:rtl w:val="0"/>
+        </w:rPr>
+        <w:t xml:space="preserve">Feb 2021 - Feb 2024</w:t>
       </w:r>
     </w:p>
     <w:p>
@@ -433,6 +629,7 @@
         <w:ind w:right="5.669291338583093"/>
         <w:jc w:val="both"/>
         <w:rPr>
+          <w:rFonts w:ascii="Roboto" w:cs="Roboto" w:eastAsia="Roboto" w:hAnsi="Roboto"/>
           <w:b w:val="1"/>
           <w:bCs w:val="1"/>
           <w:i w:val="1"/>
@@ -443,15 +640,17 @@
       </w:pPr>
       <w:r>
         <w:rPr>
-          <w:b w:val="1"/>
-          <w:bCs w:val="1"/>
-          <w:i w:val="1"/>
-          <w:iCs w:val="1"/>
-          <w:sz w:val="22"/>
-          <w:szCs w:val="22"/>
-          <w:rtl w:val="0"/>
-        </w:rPr>
-        <w:t xml:space="preserve">Key responsibilities &amp; achievements:</w:t>
+          <w:rFonts w:ascii="Roboto" w:cs="Roboto" w:eastAsia="Roboto" w:hAnsi="Roboto"/>
+          <w:sz w:val="22"/>
+          <w:szCs w:val="22"/>
+          <w:rtl w:val="0"/>
+        </w:rPr>
+        <w:t xml:space="preserve">Developed scalable web applications for high-profile clients using modern frontend frameworks and Agile practices at Globant, one of the largest technology consulting firms in Latin America.</w:t>
+      </w:r>
+      <w:r>
+        <w:rPr>
+          <w:rtl w:val="0"/>
+        </w:rPr>
       </w:r>
     </w:p>
     <w:p>
@@ -464,17 +663,19 @@
         <w:ind w:left="720" w:right="5.669291338583093" w:hanging="360"/>
         <w:jc w:val="both"/>
         <w:rPr>
-          <w:sz w:val="22"/>
-          <w:szCs w:val="22"/>
-        </w:rPr>
-      </w:pPr>
-      <w:r>
-        <w:rPr>
-          <w:sz w:val="22"/>
-          <w:szCs w:val="22"/>
-          <w:rtl w:val="0"/>
-        </w:rPr>
-        <w:t xml:space="preserve">Developed and maintained flight, fare and seat selection workflows, ensuring optimal performance and scalability across LATAM’s e-commerce platforms.</w:t>
+          <w:rFonts w:ascii="Roboto" w:cs="Roboto" w:eastAsia="Roboto" w:hAnsi="Roboto"/>
+          <w:sz w:val="22"/>
+          <w:szCs w:val="22"/>
+        </w:rPr>
+      </w:pPr>
+      <w:r>
+        <w:rPr>
+          <w:rFonts w:ascii="Roboto" w:cs="Roboto" w:eastAsia="Roboto" w:hAnsi="Roboto"/>
+          <w:sz w:val="22"/>
+          <w:szCs w:val="22"/>
+          <w:rtl w:val="0"/>
+        </w:rPr>
+        <w:t xml:space="preserve">Built customer-facing modules of LATAM's booking platform (React, Next.js, Node.js) in a micro-services architecture serving millions of daily users.</w:t>
       </w:r>
     </w:p>
     <w:p>
@@ -487,17 +688,44 @@
         <w:ind w:left="720" w:right="5.669291338583093" w:hanging="360"/>
         <w:jc w:val="both"/>
         <w:rPr>
-          <w:sz w:val="22"/>
-          <w:szCs w:val="22"/>
-        </w:rPr>
-      </w:pPr>
-      <w:r>
-        <w:rPr>
-          <w:sz w:val="22"/>
-          <w:szCs w:val="22"/>
-          <w:rtl w:val="0"/>
-        </w:rPr>
-        <w:t xml:space="preserve">Designed and executed experiments in production using ABSmartly, improving purchase conversion and driving business decisions.</w:t>
+          <w:rFonts w:ascii="Roboto" w:cs="Roboto" w:eastAsia="Roboto" w:hAnsi="Roboto"/>
+          <w:sz w:val="22"/>
+          <w:szCs w:val="22"/>
+        </w:rPr>
+      </w:pPr>
+      <w:r>
+        <w:rPr>
+          <w:rFonts w:ascii="Roboto" w:cs="Roboto" w:eastAsia="Roboto" w:hAnsi="Roboto"/>
+          <w:sz w:val="22"/>
+          <w:szCs w:val="22"/>
+          <w:rtl w:val="0"/>
+        </w:rPr>
+        <w:t xml:space="preserve">Delivered performance-focused UI components in Svelte and React, reducing load times and improving UX on key conversion flows.</w:t>
+      </w:r>
+    </w:p>
+    <w:p>
+      <w:pPr>
+        <w:numPr>
+          <w:ilvl w:val="0"/>
+          <w:numId w:val="4"/>
+        </w:numPr>
+        <w:spacing w:after="0" w:afterAutospacing="0" w:line="276" w:lineRule="auto"/>
+        <w:ind w:left="720" w:right="5.669291338583093" w:hanging="360"/>
+        <w:jc w:val="both"/>
+        <w:rPr>
+          <w:rFonts w:ascii="Roboto" w:cs="Roboto" w:eastAsia="Roboto" w:hAnsi="Roboto"/>
+          <w:sz w:val="22"/>
+          <w:szCs w:val="22"/>
+        </w:rPr>
+      </w:pPr>
+      <w:r>
+        <w:rPr>
+          <w:rFonts w:ascii="Roboto" w:cs="Roboto" w:eastAsia="Roboto" w:hAnsi="Roboto"/>
+          <w:sz w:val="22"/>
+          <w:szCs w:val="22"/>
+          <w:rtl w:val="0"/>
+        </w:rPr>
+        <w:t xml:space="preserve">Mentored 3 semi-senior engineers over 8 months — 2 promoted to Senior — through pair-programming, code reviews and career-development guidance.</w:t>
       </w:r>
     </w:p>
     <w:p>
@@ -510,43 +738,45 @@
         <w:ind w:left="720" w:right="5.669291338583093" w:hanging="360"/>
         <w:jc w:val="both"/>
         <w:rPr>
-          <w:sz w:val="22"/>
-          <w:szCs w:val="22"/>
-        </w:rPr>
-      </w:pPr>
-      <w:r>
-        <w:rPr>
-          <w:sz w:val="22"/>
-          <w:szCs w:val="22"/>
-          <w:rtl w:val="0"/>
-        </w:rPr>
-        <w:t xml:space="preserve">Supported technical leadership by mentoring peers, contributing to code reviews, and enhancing team workflows through automation of internal processes and reporting.</w:t>
-      </w:r>
-      <w:r>
-        <w:rPr>
-          <w:rtl w:val="0"/>
-        </w:rPr>
-      </w:r>
-    </w:p>
-    <w:p>
-      <w:pPr>
-        <w:spacing w:line="276" w:lineRule="auto"/>
-        <w:rPr>
-          <w:sz w:val="22"/>
-          <w:szCs w:val="22"/>
-        </w:rPr>
-      </w:pPr>
-      <w:r>
-        <w:rPr>
-          <w:rtl w:val="0"/>
-        </w:rPr>
-      </w:r>
-    </w:p>
-    <w:p>
-      <w:pPr>
-        <w:spacing w:after="0" w:before="0" w:line="360" w:lineRule="auto"/>
+          <w:rFonts w:ascii="Roboto" w:cs="Roboto" w:eastAsia="Roboto" w:hAnsi="Roboto"/>
+          <w:sz w:val="22"/>
+          <w:szCs w:val="22"/>
+        </w:rPr>
+      </w:pPr>
+      <w:r>
+        <w:rPr>
+          <w:rFonts w:ascii="Roboto" w:cs="Roboto" w:eastAsia="Roboto" w:hAnsi="Roboto"/>
+          <w:sz w:val="22"/>
+          <w:szCs w:val="22"/>
+          <w:rtl w:val="0"/>
+        </w:rPr>
+        <w:t xml:space="preserve">Awarded "Constantly Innovate" 2022 — company-wide peer-voted recognition for consistent innovation across the organisation.</w:t>
+      </w:r>
+    </w:p>
+    <w:p>
+      <w:pPr>
+        <w:spacing w:after="0" w:line="360" w:lineRule="auto"/>
         <w:ind w:right="5.669291338583093"/>
-        <w:rPr>
+        <w:jc w:val="both"/>
+        <w:rPr>
+          <w:rFonts w:ascii="Roboto" w:cs="Roboto" w:eastAsia="Roboto" w:hAnsi="Roboto"/>
+          <w:sz w:val="16"/>
+          <w:szCs w:val="16"/>
+        </w:rPr>
+      </w:pPr>
+      <w:r>
+        <w:rPr>
+          <w:rtl w:val="0"/>
+        </w:rPr>
+      </w:r>
+    </w:p>
+    <w:p>
+      <w:pPr>
+        <w:spacing w:after="0" w:line="360" w:lineRule="auto"/>
+        <w:ind w:right="5.669291338583093"/>
+        <w:jc w:val="both"/>
+        <w:rPr>
+          <w:rFonts w:ascii="Roboto" w:cs="Roboto" w:eastAsia="Roboto" w:hAnsi="Roboto"/>
           <w:b w:val="1"/>
           <w:bCs w:val="1"/>
           <w:sz w:val="24"/>
@@ -555,24 +785,38 @@
       </w:pPr>
       <w:r>
         <w:rPr>
+          <w:rFonts w:ascii="Roboto" w:cs="Roboto" w:eastAsia="Roboto" w:hAnsi="Roboto"/>
           <w:b w:val="1"/>
           <w:bCs w:val="1"/>
           <w:sz w:val="24"/>
           <w:szCs w:val="24"/>
           <w:rtl w:val="0"/>
         </w:rPr>
-        <w:t xml:space="preserve">Senior Software Engineer</w:t>
-      </w:r>
-      <w:r>
-        <w:rPr>
+        <w:t xml:space="preserve">Software Development Manager </w:t>
+      </w:r>
+      <w:r>
+        <w:rPr>
+          <w:rFonts w:ascii="Roboto" w:cs="Roboto" w:eastAsia="Roboto" w:hAnsi="Roboto"/>
           <w:sz w:val="24"/>
           <w:szCs w:val="24"/>
           <w:rtl w:val="0"/>
         </w:rPr>
-        <w:t xml:space="preserve"> at </w:t>
-      </w:r>
-      <w:r>
-        <w:rPr>
+        <w:t xml:space="preserve">at</w:t>
+      </w:r>
+      <w:r>
+        <w:rPr>
+          <w:rFonts w:ascii="Roboto" w:cs="Roboto" w:eastAsia="Roboto" w:hAnsi="Roboto"/>
+          <w:b w:val="1"/>
+          <w:bCs w:val="1"/>
+          <w:sz w:val="24"/>
+          <w:szCs w:val="24"/>
+          <w:rtl w:val="0"/>
+        </w:rPr>
+        <w:t xml:space="preserve"> </w:t>
+      </w:r>
+      <w:r>
+        <w:rPr>
+          <w:rFonts w:ascii="Roboto" w:cs="Roboto" w:eastAsia="Roboto" w:hAnsi="Roboto"/>
           <w:b w:val="1"/>
           <w:bCs w:val="1"/>
           <w:i w:val="1"/>
@@ -581,258 +825,200 @@
           <w:szCs w:val="24"/>
           <w:rtl w:val="0"/>
         </w:rPr>
-        <w:t xml:space="preserve">Globant</w:t>
-      </w:r>
-      <w:r>
-        <w:rPr>
+        <w:t xml:space="preserve">Amicar S.A.</w:t>
+        <w:tab/>
+        <w:tab/>
+        <w:tab/>
+        <w:tab/>
+        <w:tab/>
+        <w:t xml:space="preserve">      </w:t>
+      </w:r>
+      <w:r>
+        <w:rPr>
+          <w:rFonts w:ascii="Roboto" w:cs="Roboto" w:eastAsia="Roboto" w:hAnsi="Roboto"/>
+          <w:b w:val="1"/>
+          <w:bCs w:val="1"/>
           <w:sz w:val="24"/>
           <w:szCs w:val="24"/>
           <w:rtl w:val="0"/>
         </w:rPr>
-        <w:t xml:space="preserve"> </w:t>
-        <w:tab/>
-        <w:tab/>
-        <w:tab/>
-        <w:tab/>
-        <w:tab/>
-        <w:tab/>
-        <w:t xml:space="preserve">     </w:t>
-      </w:r>
-      <w:r>
-        <w:rPr>
+        <w:t xml:space="preserve">Apr 2019 - Dec 2020</w:t>
+      </w:r>
+    </w:p>
+    <w:p>
+      <w:pPr>
+        <w:spacing w:after="0" w:line="276" w:lineRule="auto"/>
+        <w:ind w:right="5.669291338583093"/>
+        <w:jc w:val="both"/>
+        <w:rPr>
+          <w:rFonts w:ascii="Roboto" w:cs="Roboto" w:eastAsia="Roboto" w:hAnsi="Roboto"/>
+          <w:b w:val="1"/>
+          <w:bCs w:val="1"/>
+          <w:i w:val="1"/>
+          <w:iCs w:val="1"/>
+          <w:sz w:val="22"/>
+          <w:szCs w:val="22"/>
+        </w:rPr>
+      </w:pPr>
+      <w:r>
+        <w:rPr>
+          <w:rFonts w:ascii="Roboto" w:cs="Roboto" w:eastAsia="Roboto" w:hAnsi="Roboto"/>
+          <w:sz w:val="22"/>
+          <w:szCs w:val="22"/>
+          <w:rtl w:val="0"/>
+        </w:rPr>
+        <w:t xml:space="preserve">Led the digital transformation process at Amicar, overseeing the integration of frontend, backend, and Salesforce teams using Agile (Scrum) methodology.</w:t>
+      </w:r>
+      <w:r>
+        <w:rPr>
+          <w:rtl w:val="0"/>
+        </w:rPr>
+      </w:r>
+    </w:p>
+    <w:p>
+      <w:pPr>
+        <w:numPr>
+          <w:ilvl w:val="0"/>
+          <w:numId w:val="1"/>
+        </w:numPr>
+        <w:spacing w:line="276" w:lineRule="auto"/>
+        <w:ind w:left="720" w:right="5.669291338583093" w:hanging="360"/>
+        <w:jc w:val="both"/>
+        <w:rPr>
+          <w:rFonts w:ascii="Roboto" w:cs="Roboto" w:eastAsia="Roboto" w:hAnsi="Roboto"/>
+          <w:sz w:val="22"/>
+          <w:szCs w:val="22"/>
+        </w:rPr>
+      </w:pPr>
+      <w:r>
+        <w:rPr>
+          <w:rFonts w:ascii="Roboto" w:cs="Roboto" w:eastAsia="Roboto" w:hAnsi="Roboto"/>
+          <w:sz w:val="22"/>
+          <w:szCs w:val="22"/>
+          <w:rtl w:val="0"/>
+        </w:rPr>
+        <w:t xml:space="preserve">Led a 10-person cross-functional team (frontend, backend, Salesforce) through Amicar's digital transformation, delivering the full digital-sales platform in 12 months.</w:t>
+      </w:r>
+    </w:p>
+    <w:p>
+      <w:pPr>
+        <w:numPr>
+          <w:ilvl w:val="0"/>
+          <w:numId w:val="1"/>
+        </w:numPr>
+        <w:spacing w:line="276" w:lineRule="auto"/>
+        <w:ind w:left="720" w:right="5.669291338583093" w:hanging="360"/>
+        <w:jc w:val="both"/>
+        <w:rPr>
+          <w:rFonts w:ascii="Roboto" w:cs="Roboto" w:eastAsia="Roboto" w:hAnsi="Roboto"/>
+          <w:sz w:val="22"/>
+          <w:szCs w:val="22"/>
+        </w:rPr>
+      </w:pPr>
+      <w:r>
+        <w:rPr>
+          <w:rFonts w:ascii="Roboto" w:cs="Roboto" w:eastAsia="Roboto" w:hAnsi="Roboto"/>
+          <w:sz w:val="22"/>
+          <w:szCs w:val="22"/>
+          <w:rtl w:val="0"/>
+        </w:rPr>
+        <w:t xml:space="preserve">Rebuilt the credit-calculation engine API from the ground up, cutting the delivery time of a loan's financial data from 8s to under 800ms — a 10× performance gain.</w:t>
+      </w:r>
+    </w:p>
+    <w:p>
+      <w:pPr>
+        <w:numPr>
+          <w:ilvl w:val="0"/>
+          <w:numId w:val="1"/>
+        </w:numPr>
+        <w:spacing w:line="276" w:lineRule="auto"/>
+        <w:ind w:left="720" w:right="5.669291338583093" w:hanging="360"/>
+        <w:jc w:val="both"/>
+        <w:rPr>
+          <w:rFonts w:ascii="Roboto" w:cs="Roboto" w:eastAsia="Roboto" w:hAnsi="Roboto"/>
+          <w:sz w:val="22"/>
+          <w:szCs w:val="22"/>
+        </w:rPr>
+      </w:pPr>
+      <w:r>
+        <w:rPr>
+          <w:rFonts w:ascii="Roboto" w:cs="Roboto" w:eastAsia="Roboto" w:hAnsi="Roboto"/>
+          <w:sz w:val="22"/>
+          <w:szCs w:val="22"/>
+          <w:rtl w:val="0"/>
+        </w:rPr>
+        <w:t xml:space="preserve">Architected and led the platform migration from ASP 2.0 / COM+ / SQL Server to React.js / PostgreSQL / MongoDB, improving overall performance by 45% and enabling native integrations with Salesforce and 6 financial institutions.</w:t>
+      </w:r>
+      <w:r>
+        <w:rPr>
+          <w:rtl w:val="0"/>
+        </w:rPr>
+      </w:r>
+    </w:p>
+    <w:p>
+      <w:pPr>
+        <w:spacing w:after="50" w:line="276" w:lineRule="auto"/>
+        <w:ind w:right="5.669291338583093"/>
+        <w:jc w:val="both"/>
+        <w:rPr>
+          <w:rFonts w:ascii="Roboto" w:cs="Roboto" w:eastAsia="Roboto" w:hAnsi="Roboto"/>
+          <w:sz w:val="16"/>
+          <w:szCs w:val="16"/>
+        </w:rPr>
+      </w:pPr>
+      <w:r>
+        <w:rPr>
+          <w:rtl w:val="0"/>
+        </w:rPr>
+      </w:r>
+    </w:p>
+    <w:p>
+      <w:pPr>
+        <w:spacing w:after="0" w:line="360" w:lineRule="auto"/>
+        <w:ind w:left="0" w:right="5.669291338583093" w:firstLine="0"/>
+        <w:jc w:val="both"/>
+        <w:rPr>
+          <w:rFonts w:ascii="Roboto" w:cs="Roboto" w:eastAsia="Roboto" w:hAnsi="Roboto"/>
           <w:b w:val="1"/>
           <w:bCs w:val="1"/>
           <w:sz w:val="24"/>
           <w:szCs w:val="24"/>
-          <w:rtl w:val="0"/>
-        </w:rPr>
-        <w:t xml:space="preserve">Feb 2021 - Feb 2024</w:t>
-      </w:r>
-    </w:p>
-    <w:p>
-      <w:pPr>
-        <w:spacing w:after="50" w:line="276" w:lineRule="auto"/>
-        <w:ind w:right="5.669291338583093"/>
-        <w:jc w:val="both"/>
-        <w:rPr>
-          <w:sz w:val="22"/>
-          <w:szCs w:val="22"/>
-        </w:rPr>
-      </w:pPr>
-      <w:r>
-        <w:rPr>
-          <w:sz w:val="22"/>
-          <w:szCs w:val="22"/>
-          <w:rtl w:val="0"/>
-        </w:rPr>
-        <w:t xml:space="preserve">Developed scalable web applications for high-profile clients using modern frontend frameworks and Agile practices at Globant, one of the largest technology consulting firms in Latin America.</w:t>
-      </w:r>
-    </w:p>
-    <w:p>
-      <w:pPr>
-        <w:spacing w:after="50" w:line="276" w:lineRule="auto"/>
-        <w:ind w:right="5.669291338583093"/>
-        <w:jc w:val="both"/>
-        <w:rPr>
-          <w:b w:val="1"/>
-          <w:bCs w:val="1"/>
-          <w:i w:val="1"/>
-          <w:iCs w:val="1"/>
-          <w:sz w:val="22"/>
-          <w:szCs w:val="22"/>
-        </w:rPr>
-      </w:pPr>
-      <w:r>
-        <w:rPr>
-          <w:b w:val="1"/>
-          <w:bCs w:val="1"/>
-          <w:i w:val="1"/>
-          <w:iCs w:val="1"/>
-          <w:sz w:val="22"/>
-          <w:szCs w:val="22"/>
-          <w:rtl w:val="0"/>
-        </w:rPr>
-        <w:t xml:space="preserve">Key responsibilities &amp; achievements:</w:t>
-      </w:r>
-    </w:p>
-    <w:p>
-      <w:pPr>
-        <w:numPr>
-          <w:ilvl w:val="0"/>
-          <w:numId w:val="5"/>
-        </w:numPr>
-        <w:spacing w:after="0" w:afterAutospacing="0" w:line="276" w:lineRule="auto"/>
-        <w:ind w:left="720" w:right="5.669291338583093" w:hanging="360"/>
-        <w:jc w:val="both"/>
-        <w:rPr>
-          <w:sz w:val="22"/>
-          <w:szCs w:val="22"/>
-        </w:rPr>
-      </w:pPr>
-      <w:r>
-        <w:rPr>
-          <w:sz w:val="22"/>
-          <w:szCs w:val="22"/>
-          <w:rtl w:val="0"/>
-        </w:rPr>
-        <w:t xml:space="preserve">Designed and implemented responsive web solutions using the Svelte framework.</w:t>
-      </w:r>
-    </w:p>
-    <w:p>
-      <w:pPr>
-        <w:numPr>
-          <w:ilvl w:val="0"/>
-          <w:numId w:val="5"/>
-        </w:numPr>
-        <w:spacing w:after="0" w:afterAutospacing="0" w:line="276" w:lineRule="auto"/>
-        <w:ind w:left="720" w:right="5.669291338583093" w:hanging="360"/>
-        <w:jc w:val="both"/>
-        <w:rPr>
-          <w:sz w:val="22"/>
-          <w:szCs w:val="22"/>
-        </w:rPr>
-      </w:pPr>
-      <w:r>
-        <w:rPr>
-          <w:sz w:val="22"/>
-          <w:szCs w:val="22"/>
-          <w:rtl w:val="0"/>
-        </w:rPr>
-        <w:t xml:space="preserve">Delivered performance-focused UI components, reducing load times and improving UX.</w:t>
-      </w:r>
-      <w:r>
-        <w:rPr>
-          <w:rtl w:val="0"/>
-        </w:rPr>
-      </w:r>
-    </w:p>
-    <w:p>
-      <w:pPr>
-        <w:numPr>
-          <w:ilvl w:val="0"/>
-          <w:numId w:val="5"/>
-        </w:numPr>
-        <w:spacing w:after="0" w:afterAutospacing="0" w:line="276" w:lineRule="auto"/>
-        <w:ind w:left="720" w:right="5.669291338583093" w:hanging="360"/>
-        <w:jc w:val="both"/>
-        <w:rPr>
-          <w:sz w:val="22"/>
-          <w:szCs w:val="22"/>
-        </w:rPr>
-      </w:pPr>
-      <w:r>
-        <w:rPr>
-          <w:sz w:val="22"/>
-          <w:szCs w:val="22"/>
-          <w:rtl w:val="0"/>
-        </w:rPr>
-        <w:t xml:space="preserve">Developed sales and ancillary services modules in a microservices architecture, using React.js, Next.js, Jest, React Testing Library, Storybook and WebdriverIO (E2E testing).</w:t>
-      </w:r>
-    </w:p>
-    <w:p>
-      <w:pPr>
-        <w:numPr>
-          <w:ilvl w:val="0"/>
-          <w:numId w:val="5"/>
-        </w:numPr>
-        <w:spacing w:after="0" w:afterAutospacing="0" w:line="276" w:lineRule="auto"/>
-        <w:ind w:left="720" w:right="5.669291338583093" w:hanging="360"/>
-        <w:jc w:val="both"/>
-        <w:rPr>
-          <w:sz w:val="22"/>
-          <w:szCs w:val="22"/>
-        </w:rPr>
-      </w:pPr>
-      <w:r>
-        <w:rPr>
-          <w:sz w:val="22"/>
-          <w:szCs w:val="22"/>
-          <w:rtl w:val="0"/>
-        </w:rPr>
-        <w:t xml:space="preserve">Focused on building robust, testable, and reusable components for LATAM’s customer-facing platforms.</w:t>
-      </w:r>
-    </w:p>
-    <w:p>
-      <w:pPr>
-        <w:numPr>
-          <w:ilvl w:val="0"/>
-          <w:numId w:val="5"/>
-        </w:numPr>
-        <w:spacing w:after="50" w:line="276" w:lineRule="auto"/>
-        <w:ind w:left="720" w:right="5.669291338583093" w:hanging="360"/>
-        <w:jc w:val="both"/>
-        <w:rPr>
-          <w:sz w:val="22"/>
-          <w:szCs w:val="22"/>
-        </w:rPr>
-      </w:pPr>
-      <w:r>
-        <w:rPr>
-          <w:sz w:val="22"/>
-          <w:szCs w:val="22"/>
-          <w:rtl w:val="0"/>
-        </w:rPr>
-        <w:t xml:space="preserve">Contributed to continuous delivery pipelines and improved test coverage across key journeys.</w:t>
-      </w:r>
-    </w:p>
-    <w:p>
-      <w:pPr>
-        <w:spacing w:after="50" w:line="276" w:lineRule="auto"/>
-        <w:ind w:right="5.669291338583093"/>
-        <w:jc w:val="both"/>
-        <w:rPr>
-          <w:sz w:val="22"/>
-          <w:szCs w:val="22"/>
-        </w:rPr>
-      </w:pPr>
-      <w:r>
-        <w:rPr>
-          <w:rtl w:val="0"/>
-        </w:rPr>
-      </w:r>
-    </w:p>
-    <w:p>
-      <w:pPr>
-        <w:spacing w:after="0" w:line="360" w:lineRule="auto"/>
-        <w:ind w:right="5.669291338583093"/>
-        <w:jc w:val="both"/>
-        <w:rPr>
+        </w:rPr>
+      </w:pPr>
+      <w:r>
+        <w:rPr>
+          <w:rFonts w:ascii="Roboto" w:cs="Roboto" w:eastAsia="Roboto" w:hAnsi="Roboto"/>
           <w:b w:val="1"/>
           <w:bCs w:val="1"/>
           <w:sz w:val="24"/>
           <w:szCs w:val="24"/>
-        </w:rPr>
-      </w:pPr>
-      <w:r>
-        <w:rPr>
-          <w:b w:val="1"/>
-          <w:bCs w:val="1"/>
+          <w:rtl w:val="0"/>
+        </w:rPr>
+        <w:t xml:space="preserve">Co-Founder &amp; CTO </w:t>
+      </w:r>
+      <w:r>
+        <w:rPr>
+          <w:rFonts w:ascii="Roboto" w:cs="Roboto" w:eastAsia="Roboto" w:hAnsi="Roboto"/>
           <w:sz w:val="24"/>
           <w:szCs w:val="24"/>
           <w:rtl w:val="0"/>
         </w:rPr>
-        <w:t xml:space="preserve">Software Development Manager </w:t>
-      </w:r>
-      <w:r>
-        <w:rPr>
+        <w:t xml:space="preserve">at</w:t>
+      </w:r>
+      <w:r>
+        <w:rPr>
+          <w:rFonts w:ascii="Roboto" w:cs="Roboto" w:eastAsia="Roboto" w:hAnsi="Roboto"/>
+          <w:b w:val="1"/>
+          <w:bCs w:val="1"/>
           <w:sz w:val="24"/>
           <w:szCs w:val="24"/>
           <w:rtl w:val="0"/>
         </w:rPr>
-        <w:t xml:space="preserve">at</w:t>
-      </w:r>
-      <w:r>
-        <w:rPr>
-          <w:b w:val="1"/>
-          <w:bCs w:val="1"/>
-          <w:sz w:val="24"/>
-          <w:szCs w:val="24"/>
-          <w:rtl w:val="0"/>
-        </w:rPr>
         <w:t xml:space="preserve"> </w:t>
       </w:r>
       <w:r>
         <w:rPr>
+          <w:rFonts w:ascii="Roboto" w:cs="Roboto" w:eastAsia="Roboto" w:hAnsi="Roboto"/>
           <w:b w:val="1"/>
           <w:bCs w:val="1"/>
           <w:i w:val="1"/>
@@ -841,204 +1027,22 @@
           <w:szCs w:val="24"/>
           <w:rtl w:val="0"/>
         </w:rPr>
-        <w:t xml:space="preserve">Amicar S.A.</w:t>
-        <w:tab/>
-        <w:tab/>
-        <w:tab/>
-        <w:tab/>
-        <w:t xml:space="preserve">     </w:t>
-      </w:r>
-      <w:r>
-        <w:rPr>
+        <w:t xml:space="preserve">Mink Startup </w:t>
+      </w:r>
+      <w:r>
+        <w:rPr>
+          <w:rFonts w:ascii="Roboto" w:cs="Roboto" w:eastAsia="Roboto" w:hAnsi="Roboto"/>
           <w:b w:val="1"/>
           <w:bCs w:val="1"/>
           <w:sz w:val="24"/>
           <w:szCs w:val="24"/>
           <w:rtl w:val="0"/>
         </w:rPr>
-        <w:t xml:space="preserve">Apr 2019 - Dec 2020</w:t>
-      </w:r>
-    </w:p>
-    <w:p>
-      <w:pPr>
-        <w:spacing w:after="0" w:line="276" w:lineRule="auto"/>
-        <w:ind w:right="5.669291338583093"/>
-        <w:jc w:val="both"/>
-        <w:rPr>
-          <w:b w:val="1"/>
-          <w:bCs w:val="1"/>
-          <w:i w:val="1"/>
-          <w:iCs w:val="1"/>
-          <w:sz w:val="22"/>
-          <w:szCs w:val="22"/>
-        </w:rPr>
-      </w:pPr>
-      <w:r>
-        <w:rPr>
-          <w:sz w:val="22"/>
-          <w:szCs w:val="22"/>
-          <w:rtl w:val="0"/>
-        </w:rPr>
-        <w:t xml:space="preserve">Led the digital transformation process at Amicar, overseeing the integration of frontend, backend, and Salesforce teams using Agile (Scrum) methodology.</w:t>
-        <w:br w:type="textWrapping"/>
-      </w:r>
-      <w:r>
-        <w:rPr>
-          <w:b w:val="1"/>
-          <w:bCs w:val="1"/>
-          <w:i w:val="1"/>
-          <w:iCs w:val="1"/>
-          <w:sz w:val="22"/>
-          <w:szCs w:val="22"/>
-          <w:rtl w:val="0"/>
-        </w:rPr>
-        <w:t xml:space="preserve">Key Responsibilities &amp; Achievements</w:t>
-      </w:r>
-    </w:p>
-    <w:p>
-      <w:pPr>
-        <w:numPr>
-          <w:ilvl w:val="0"/>
-          <w:numId w:val="1"/>
-        </w:numPr>
-        <w:spacing w:after="0" w:line="276" w:lineRule="auto"/>
-        <w:ind w:left="720" w:right="5.669291338583093" w:hanging="360"/>
-        <w:jc w:val="both"/>
-        <w:rPr>
-          <w:sz w:val="22"/>
-          <w:szCs w:val="22"/>
-          <w:u w:val="none"/>
-        </w:rPr>
-      </w:pPr>
-      <w:r>
-        <w:rPr>
-          <w:sz w:val="22"/>
-          <w:szCs w:val="22"/>
-          <w:rtl w:val="0"/>
-        </w:rPr>
-        <w:t xml:space="preserve">Directed the synchronisation between Salesforce, frontend, and backend development teams.</w:t>
-      </w:r>
-    </w:p>
-    <w:p>
-      <w:pPr>
-        <w:numPr>
-          <w:ilvl w:val="0"/>
-          <w:numId w:val="1"/>
-        </w:numPr>
-        <w:spacing w:after="0" w:line="276" w:lineRule="auto"/>
-        <w:ind w:left="720" w:right="5.669291338583093" w:hanging="360"/>
-        <w:jc w:val="both"/>
-        <w:rPr>
-          <w:sz w:val="22"/>
-          <w:szCs w:val="22"/>
-          <w:u w:val="none"/>
-        </w:rPr>
-      </w:pPr>
-      <w:r>
-        <w:rPr>
-          <w:sz w:val="22"/>
-          <w:szCs w:val="22"/>
-          <w:rtl w:val="0"/>
-        </w:rPr>
-        <w:t xml:space="preserve">Designed and implemented highly scalable cloud architecture on Google Cloud Platform, aligned with business growth and reliability needs.</w:t>
-      </w:r>
-    </w:p>
-    <w:p>
-      <w:pPr>
-        <w:numPr>
-          <w:ilvl w:val="0"/>
-          <w:numId w:val="1"/>
-        </w:numPr>
-        <w:spacing w:after="0" w:line="276" w:lineRule="auto"/>
-        <w:ind w:left="720" w:right="5.669291338583093" w:hanging="360"/>
-        <w:jc w:val="both"/>
-        <w:rPr>
-          <w:sz w:val="22"/>
-          <w:szCs w:val="22"/>
-          <w:u w:val="none"/>
-        </w:rPr>
-      </w:pPr>
-      <w:r>
-        <w:rPr>
-          <w:sz w:val="22"/>
-          <w:szCs w:val="22"/>
-          <w:rtl w:val="0"/>
-        </w:rPr>
-        <w:t xml:space="preserve">Measured and optimised cloud infrastructure costs, contributing to strategic decisions on scalability and budget.</w:t>
-      </w:r>
-    </w:p>
-    <w:p>
-      <w:pPr>
-        <w:numPr>
-          <w:ilvl w:val="0"/>
-          <w:numId w:val="1"/>
-        </w:numPr>
-        <w:spacing w:after="0" w:line="276" w:lineRule="auto"/>
-        <w:ind w:left="720" w:right="5.669291338583093" w:hanging="360"/>
-        <w:jc w:val="both"/>
-        <w:rPr>
-          <w:sz w:val="22"/>
-          <w:szCs w:val="22"/>
-          <w:u w:val="none"/>
-        </w:rPr>
-      </w:pPr>
-      <w:r>
-        <w:rPr>
-          <w:sz w:val="22"/>
-          <w:szCs w:val="22"/>
-          <w:rtl w:val="0"/>
-        </w:rPr>
-        <w:t xml:space="preserve">Drove alignment between business stakeholders and technical teams during the platform’s transition to a fully digital sales process.</w:t>
-      </w:r>
-    </w:p>
-    <w:p>
-      <w:pPr>
-        <w:spacing w:after="50" w:line="276" w:lineRule="auto"/>
-        <w:ind w:right="5.669291338583093"/>
-        <w:jc w:val="both"/>
-        <w:rPr>
-          <w:sz w:val="22"/>
-          <w:szCs w:val="22"/>
-        </w:rPr>
-      </w:pPr>
-      <w:r>
-        <w:rPr>
-          <w:rtl w:val="0"/>
-        </w:rPr>
-      </w:r>
-    </w:p>
-    <w:p>
-      <w:pPr>
-        <w:spacing w:after="0" w:line="360" w:lineRule="auto"/>
-        <w:ind w:left="0" w:right="5.669291338583093" w:firstLine="0"/>
-        <w:jc w:val="both"/>
-        <w:rPr>
-          <w:b w:val="1"/>
-          <w:bCs w:val="1"/>
-          <w:sz w:val="24"/>
-          <w:szCs w:val="24"/>
-        </w:rPr>
-      </w:pPr>
-      <w:r>
-        <w:rPr>
-          <w:b w:val="1"/>
-          <w:bCs w:val="1"/>
-          <w:sz w:val="24"/>
-          <w:szCs w:val="24"/>
-          <w:rtl w:val="0"/>
-        </w:rPr>
-        <w:t xml:space="preserve">Co-Founder &amp; CTO </w:t>
-      </w:r>
-      <w:r>
-        <w:rPr>
-          <w:sz w:val="24"/>
-          <w:szCs w:val="24"/>
-          <w:rtl w:val="0"/>
-        </w:rPr>
-        <w:t xml:space="preserve">at </w:t>
-      </w:r>
-      <w:r>
-        <w:rPr>
+        <w:t xml:space="preserve">(in parallel with Amicar)</w:t>
+      </w:r>
+      <w:r>
+        <w:rPr>
+          <w:rFonts w:ascii="Roboto" w:cs="Roboto" w:eastAsia="Roboto" w:hAnsi="Roboto"/>
           <w:b w:val="1"/>
           <w:bCs w:val="1"/>
           <w:i w:val="1"/>
@@ -1047,24 +1051,104 @@
           <w:szCs w:val="24"/>
           <w:rtl w:val="0"/>
         </w:rPr>
-        <w:t xml:space="preserve">Mink Startup</w:t>
-        <w:tab/>
-        <w:tab/>
-        <w:tab/>
-        <w:tab/>
-        <w:tab/>
-        <w:tab/>
-        <w:t xml:space="preserve">    </w:t>
-      </w:r>
-      <w:r>
-        <w:rPr>
+        <w:tab/>
+        <w:tab/>
+        <w:tab/>
+        <w:t xml:space="preserve">      </w:t>
+      </w:r>
+      <w:r>
+        <w:rPr>
+          <w:rFonts w:ascii="Roboto" w:cs="Roboto" w:eastAsia="Roboto" w:hAnsi="Roboto"/>
           <w:b w:val="1"/>
           <w:bCs w:val="1"/>
           <w:sz w:val="24"/>
           <w:szCs w:val="24"/>
           <w:rtl w:val="0"/>
         </w:rPr>
-        <w:t xml:space="preserve">Sep 2018 - Dec 2020</w:t>
+        <w:t xml:space="preserve">Sep 2018 - Dec 2020 </w:t>
+      </w:r>
+    </w:p>
+    <w:p>
+      <w:pPr>
+        <w:spacing w:after="70" w:line="276" w:lineRule="auto"/>
+        <w:ind w:left="0" w:right="5.669291338583093" w:firstLine="0"/>
+        <w:jc w:val="both"/>
+        <w:rPr>
+          <w:rFonts w:ascii="Roboto" w:cs="Roboto" w:eastAsia="Roboto" w:hAnsi="Roboto"/>
+          <w:sz w:val="22"/>
+          <w:szCs w:val="22"/>
+        </w:rPr>
+      </w:pPr>
+      <w:r>
+        <w:rPr>
+          <w:rFonts w:ascii="Roboto" w:cs="Roboto" w:eastAsia="Roboto" w:hAnsi="Roboto"/>
+          <w:sz w:val="22"/>
+          <w:szCs w:val="22"/>
+          <w:rtl w:val="0"/>
+        </w:rPr>
+        <w:t xml:space="preserve">Proptech startup for real-estate investment. Built "Webi" full-stack (React, Node.js, GCP) and represented Mink in Start-Up Chile G19 acceleration programme.</w:t>
+      </w:r>
+    </w:p>
+    <w:p>
+      <w:pPr>
+        <w:spacing w:line="276" w:lineRule="auto"/>
+        <w:rPr>
+          <w:rFonts w:ascii="Roboto" w:cs="Roboto" w:eastAsia="Roboto" w:hAnsi="Roboto"/>
+          <w:sz w:val="16"/>
+          <w:szCs w:val="16"/>
+        </w:rPr>
+      </w:pPr>
+      <w:r>
+        <w:rPr>
+          <w:rtl w:val="0"/>
+        </w:rPr>
+      </w:r>
+    </w:p>
+    <w:p>
+      <w:pPr>
+        <w:spacing w:after="0" w:line="360" w:lineRule="auto"/>
+        <w:rPr>
+          <w:rFonts w:ascii="Roboto" w:cs="Roboto" w:eastAsia="Roboto" w:hAnsi="Roboto"/>
+          <w:b w:val="1"/>
+          <w:bCs w:val="1"/>
+          <w:sz w:val="24"/>
+          <w:szCs w:val="24"/>
+        </w:rPr>
+      </w:pPr>
+      <w:r>
+        <w:rPr>
+          <w:rFonts w:ascii="Nova Mono" w:cs="Nova Mono" w:eastAsia="Nova Mono" w:hAnsi="Nova Mono"/>
+          <w:b w:val="1"/>
+          <w:bCs w:val="1"/>
+          <w:sz w:val="24"/>
+          <w:szCs w:val="24"/>
+          <w:rtl w:val="0"/>
+        </w:rPr>
+        <w:t xml:space="preserve">Junior Developer → Technical Lead </w:t>
+      </w:r>
+      <w:r>
+        <w:rPr>
+          <w:rFonts w:ascii="Roboto" w:cs="Roboto" w:eastAsia="Roboto" w:hAnsi="Roboto"/>
+          <w:sz w:val="24"/>
+          <w:szCs w:val="24"/>
+          <w:rtl w:val="0"/>
+        </w:rPr>
+        <w:t xml:space="preserve">at</w:t>
+      </w:r>
+      <w:r>
+        <w:rPr>
+          <w:rFonts w:ascii="Roboto" w:cs="Roboto" w:eastAsia="Roboto" w:hAnsi="Roboto"/>
+          <w:b w:val="1"/>
+          <w:bCs w:val="1"/>
+          <w:sz w:val="24"/>
+          <w:szCs w:val="24"/>
+          <w:rtl w:val="0"/>
+        </w:rPr>
+        <w:t xml:space="preserve"> Indexa S.A.          </w:t>
+        <w:tab/>
+        <w:tab/>
+        <w:tab/>
+        <w:t xml:space="preserve">     Mar 2007 - Dec 2017</w:t>
       </w:r>
     </w:p>
     <w:p>
@@ -1073,271 +1157,106 @@
         <w:ind w:right="5.669291338583093"/>
         <w:jc w:val="both"/>
         <w:rPr>
-          <w:b w:val="1"/>
-          <w:bCs w:val="1"/>
-          <w:i w:val="1"/>
-          <w:iCs w:val="1"/>
-          <w:sz w:val="22"/>
-          <w:szCs w:val="22"/>
-        </w:rPr>
-      </w:pPr>
-      <w:r>
-        <w:rPr>
-          <w:sz w:val="22"/>
-          <w:szCs w:val="22"/>
-          <w:rtl w:val="0"/>
-        </w:rPr>
-        <w:t xml:space="preserve">Co-founded and led the technical strategy of Mink, a proptech startup focused on real estate investment solutions. Created and developed the Webi investment platform as a full-stack developer.</w:t>
-        <w:br w:type="textWrapping"/>
-      </w:r>
-      <w:r>
-        <w:rPr>
-          <w:b w:val="1"/>
-          <w:bCs w:val="1"/>
-          <w:i w:val="1"/>
-          <w:iCs w:val="1"/>
-          <w:sz w:val="22"/>
-          <w:szCs w:val="22"/>
-          <w:rtl w:val="0"/>
-        </w:rPr>
-        <w:t xml:space="preserve">Key Responsibilities &amp; Achievements:</w:t>
-      </w:r>
-    </w:p>
-    <w:p>
-      <w:pPr>
-        <w:numPr>
-          <w:ilvl w:val="0"/>
-          <w:numId w:val="3"/>
-        </w:numPr>
-        <w:spacing w:after="70" w:line="276" w:lineRule="auto"/>
-        <w:ind w:left="720" w:right="5.669291338583093" w:hanging="360"/>
-        <w:jc w:val="both"/>
-        <w:rPr>
-          <w:sz w:val="22"/>
-          <w:szCs w:val="22"/>
-        </w:rPr>
-      </w:pPr>
-      <w:r>
-        <w:rPr>
-          <w:sz w:val="22"/>
-          <w:szCs w:val="22"/>
-          <w:rtl w:val="0"/>
-        </w:rPr>
-        <w:t xml:space="preserve">Developed the "Webi" real estate investment platform.</w:t>
-      </w:r>
-    </w:p>
-    <w:p>
-      <w:pPr>
-        <w:numPr>
-          <w:ilvl w:val="0"/>
-          <w:numId w:val="3"/>
-        </w:numPr>
-        <w:spacing w:after="70" w:line="276" w:lineRule="auto"/>
-        <w:ind w:left="720" w:right="5.669291338583093" w:hanging="360"/>
-        <w:jc w:val="both"/>
-        <w:rPr>
-          <w:sz w:val="22"/>
-          <w:szCs w:val="22"/>
-        </w:rPr>
-      </w:pPr>
-      <w:r>
-        <w:rPr>
-          <w:sz w:val="22"/>
-          <w:szCs w:val="22"/>
-          <w:rtl w:val="0"/>
-        </w:rPr>
-        <w:t xml:space="preserve">Represented the startup in the Start-Up Chile G19 acceleration programme.</w:t>
-      </w:r>
-      <w:r>
-        <w:rPr>
-          <w:rtl w:val="0"/>
-        </w:rPr>
-      </w:r>
-    </w:p>
-    <w:p>
-      <w:pPr>
-        <w:spacing w:line="276" w:lineRule="auto"/>
-        <w:rPr>
-          <w:sz w:val="22"/>
-          <w:szCs w:val="22"/>
-        </w:rPr>
-      </w:pPr>
-      <w:r>
-        <w:rPr>
-          <w:rtl w:val="0"/>
-        </w:rPr>
-      </w:r>
-    </w:p>
-    <w:p>
-      <w:pPr>
-        <w:spacing w:after="0" w:line="360" w:lineRule="auto"/>
-        <w:rPr>
-          <w:b w:val="1"/>
-          <w:bCs w:val="1"/>
-          <w:sz w:val="24"/>
-          <w:szCs w:val="24"/>
-        </w:rPr>
-      </w:pPr>
-      <w:r>
-        <w:rPr>
-          <w:b w:val="1"/>
-          <w:bCs w:val="1"/>
-          <w:sz w:val="24"/>
-          <w:szCs w:val="24"/>
-          <w:rtl w:val="0"/>
-        </w:rPr>
-        <w:t xml:space="preserve">Developer Analyst and Technical Leader </w:t>
-      </w:r>
-      <w:r>
-        <w:rPr>
-          <w:sz w:val="24"/>
-          <w:szCs w:val="24"/>
-          <w:rtl w:val="0"/>
-        </w:rPr>
-        <w:t xml:space="preserve">at</w:t>
-      </w:r>
-      <w:r>
-        <w:rPr>
-          <w:b w:val="1"/>
-          <w:bCs w:val="1"/>
-          <w:sz w:val="24"/>
-          <w:szCs w:val="24"/>
-          <w:rtl w:val="0"/>
-        </w:rPr>
-        <w:t xml:space="preserve"> </w:t>
-      </w:r>
-      <w:r>
-        <w:rPr>
-          <w:b w:val="1"/>
-          <w:bCs w:val="1"/>
-          <w:i w:val="1"/>
-          <w:iCs w:val="1"/>
-          <w:sz w:val="24"/>
-          <w:szCs w:val="24"/>
-          <w:rtl w:val="0"/>
-        </w:rPr>
-        <w:t xml:space="preserve">Indexa S.A.</w:t>
-      </w:r>
-      <w:r>
-        <w:rPr>
-          <w:b w:val="1"/>
-          <w:bCs w:val="1"/>
-          <w:sz w:val="24"/>
-          <w:szCs w:val="24"/>
-          <w:rtl w:val="0"/>
-        </w:rPr>
-        <w:tab/>
-        <w:tab/>
-        <w:tab/>
-        <w:t xml:space="preserve">     Mar 2007 - Dec 2017</w:t>
-      </w:r>
-    </w:p>
-    <w:p>
-      <w:pPr>
-        <w:spacing w:after="50" w:line="276" w:lineRule="auto"/>
-        <w:ind w:right="5.669291338583093"/>
-        <w:jc w:val="both"/>
-        <w:rPr>
-          <w:sz w:val="22"/>
-          <w:szCs w:val="22"/>
-        </w:rPr>
-      </w:pPr>
-      <w:r>
-        <w:rPr>
-          <w:sz w:val="22"/>
-          <w:szCs w:val="22"/>
-          <w:rtl w:val="0"/>
-        </w:rPr>
-        <w:t xml:space="preserve">Led the development and technical direction of Indexa’s automotive loan platform, collaborating with major banking institutions including Scotiabank, Bice Bank, and Amicar financing company.</w:t>
-      </w:r>
-    </w:p>
-    <w:p>
-      <w:pPr>
-        <w:spacing w:after="70" w:line="276" w:lineRule="auto"/>
-        <w:ind w:right="5.669291338583093"/>
-        <w:jc w:val="both"/>
-        <w:rPr>
-          <w:b w:val="1"/>
-          <w:bCs w:val="1"/>
-          <w:i w:val="1"/>
-          <w:iCs w:val="1"/>
-          <w:sz w:val="22"/>
-          <w:szCs w:val="22"/>
-        </w:rPr>
-      </w:pPr>
-      <w:r>
-        <w:rPr>
-          <w:b w:val="1"/>
-          <w:bCs w:val="1"/>
-          <w:i w:val="1"/>
-          <w:iCs w:val="1"/>
-          <w:sz w:val="22"/>
-          <w:szCs w:val="22"/>
-          <w:rtl w:val="0"/>
-        </w:rPr>
-        <w:t xml:space="preserve">Key Responsibilities &amp; Achievements:</w:t>
-      </w:r>
-    </w:p>
-    <w:p>
-      <w:pPr>
+          <w:rFonts w:ascii="Roboto" w:cs="Roboto" w:eastAsia="Roboto" w:hAnsi="Roboto"/>
+          <w:sz w:val="22"/>
+          <w:szCs w:val="22"/>
+        </w:rPr>
+      </w:pPr>
+      <w:r>
+        <w:rPr>
+          <w:rFonts w:ascii="Roboto" w:cs="Roboto" w:eastAsia="Roboto" w:hAnsi="Roboto"/>
+          <w:sz w:val="22"/>
+          <w:szCs w:val="22"/>
+          <w:rtl w:val="0"/>
+        </w:rPr>
+        <w:t xml:space="preserve">Progressed from Junior Developer to Technical Lead over 10 years, ultimately leading a 5-engineer team owning Indexa's automotive credit platform.</w:t>
+      </w:r>
+    </w:p>
+    <w:p>
+      <w:pPr>
+        <w:widowControl w:val="0"/>
         <w:numPr>
           <w:ilvl w:val="0"/>
           <w:numId w:val="2"/>
         </w:numPr>
-        <w:spacing w:after="70" w:line="276" w:lineRule="auto"/>
+        <w:spacing w:after="0" w:line="276" w:lineRule="auto"/>
         <w:ind w:left="720" w:right="5.669291338583093" w:hanging="360"/>
         <w:jc w:val="both"/>
         <w:rPr>
-          <w:sz w:val="22"/>
-          <w:szCs w:val="22"/>
-        </w:rPr>
-      </w:pPr>
-      <w:r>
-        <w:rPr>
-          <w:sz w:val="22"/>
-          <w:szCs w:val="22"/>
-          <w:rtl w:val="0"/>
-        </w:rPr>
-        <w:t xml:space="preserve">Acted as Technical Lead of the platform development team, guiding architectural decisions and mentoring junior developers.</w:t>
-      </w:r>
-    </w:p>
-    <w:p>
-      <w:pPr>
+          <w:rFonts w:ascii="Roboto" w:cs="Roboto" w:eastAsia="Roboto" w:hAnsi="Roboto"/>
+          <w:sz w:val="22"/>
+          <w:szCs w:val="22"/>
+        </w:rPr>
+      </w:pPr>
+      <w:r>
+        <w:rPr>
+          <w:rFonts w:ascii="Roboto" w:cs="Roboto" w:eastAsia="Roboto" w:hAnsi="Roboto"/>
+          <w:sz w:val="22"/>
+          <w:szCs w:val="22"/>
+          <w:rtl w:val="0"/>
+        </w:rPr>
+        <w:t xml:space="preserve">Optimised the automotive credit-calculation engine, reducing response times by 50% across all downstream integrations.</w:t>
+      </w:r>
+    </w:p>
+    <w:p>
+      <w:pPr>
+        <w:widowControl w:val="0"/>
         <w:numPr>
           <w:ilvl w:val="0"/>
           <w:numId w:val="2"/>
         </w:numPr>
-        <w:spacing w:after="70" w:line="276" w:lineRule="auto"/>
+        <w:spacing w:after="0" w:line="276" w:lineRule="auto"/>
         <w:ind w:left="720" w:right="5.669291338583093" w:hanging="360"/>
         <w:jc w:val="both"/>
         <w:rPr>
-          <w:sz w:val="22"/>
-          <w:szCs w:val="22"/>
-        </w:rPr>
-      </w:pPr>
-      <w:r>
-        <w:rPr>
-          <w:sz w:val="22"/>
-          <w:szCs w:val="22"/>
-          <w:rtl w:val="0"/>
-        </w:rPr>
-        <w:t xml:space="preserve">Designed, developed, and maintained the automotive credit management system, streamlining loan processing for multiple financial institutions.</w:t>
-      </w:r>
-      <w:r>
-        <w:rPr>
-          <w:sz w:val="22"/>
-          <w:szCs w:val="22"/>
-          <w:rtl w:val="0"/>
-        </w:rPr>
-        <w:t xml:space="preserve">.</w:t>
+          <w:rFonts w:ascii="Roboto" w:cs="Roboto" w:eastAsia="Roboto" w:hAnsi="Roboto"/>
+          <w:sz w:val="22"/>
+          <w:szCs w:val="22"/>
+        </w:rPr>
+      </w:pPr>
+      <w:r>
+        <w:rPr>
+          <w:rFonts w:ascii="Roboto" w:cs="Roboto" w:eastAsia="Roboto" w:hAnsi="Roboto"/>
+          <w:sz w:val="22"/>
+          <w:szCs w:val="22"/>
+          <w:rtl w:val="0"/>
+        </w:rPr>
+        <w:t xml:space="preserve">Built the platform's first design system, standardising UI components and accelerating delivery across new client integrations.</w:t>
+      </w:r>
+    </w:p>
+    <w:p>
+      <w:pPr>
+        <w:widowControl w:val="0"/>
+        <w:numPr>
+          <w:ilvl w:val="0"/>
+          <w:numId w:val="2"/>
+        </w:numPr>
+        <w:spacing w:after="0" w:line="276" w:lineRule="auto"/>
+        <w:ind w:left="720" w:right="5.669291338583093" w:hanging="360"/>
+        <w:jc w:val="both"/>
+        <w:rPr>
+          <w:rFonts w:ascii="Roboto" w:cs="Roboto" w:eastAsia="Roboto" w:hAnsi="Roboto"/>
+          <w:sz w:val="22"/>
+          <w:szCs w:val="22"/>
+        </w:rPr>
+      </w:pPr>
+      <w:r>
+        <w:rPr>
+          <w:rFonts w:ascii="Roboto" w:cs="Roboto" w:eastAsia="Roboto" w:hAnsi="Roboto"/>
+          <w:sz w:val="22"/>
+          <w:szCs w:val="22"/>
+          <w:rtl w:val="0"/>
+        </w:rPr>
+        <w:t xml:space="preserve">Acted as primary technical point of contact for 5 enterprise clients — Scotiabank, BICE Crediautos, Tanner, Amicar Chile and Amicar Perú — aligning delivery with each client's SLAs and integration requirements.</w:t>
       </w:r>
     </w:p>
     <w:p>
       <w:pPr>
         <w:spacing w:line="276" w:lineRule="auto"/>
         <w:rPr>
-          <w:sz w:val="22"/>
-          <w:szCs w:val="22"/>
+          <w:rFonts w:ascii="Roboto" w:cs="Roboto" w:eastAsia="Roboto" w:hAnsi="Roboto"/>
+          <w:sz w:val="16"/>
+          <w:szCs w:val="16"/>
         </w:rPr>
       </w:pPr>
       <w:r>
@@ -1352,12 +1271,15 @@
         <w:spacing w:after="200" w:line="276" w:lineRule="auto"/>
         <w:ind w:right="5.669291338583093"/>
         <w:jc w:val="center"/>
-        <w:rPr/>
+        <w:rPr>
+          <w:rFonts w:ascii="Roboto" w:cs="Roboto" w:eastAsia="Roboto" w:hAnsi="Roboto"/>
+        </w:rPr>
       </w:pPr>
       <w:bookmarkStart w:colFirst="0" w:colLast="0" w:name="_c3s4e8eb67vz" w:id="3"/>
       <w:bookmarkEnd w:id="3"/>
       <w:r>
         <w:rPr>
+          <w:rFonts w:ascii="Roboto" w:cs="Roboto" w:eastAsia="Roboto" w:hAnsi="Roboto"/>
           <w:sz w:val="28"/>
           <w:szCs w:val="28"/>
           <w:rtl w:val="0"/>
@@ -1366,6 +1288,7 @@
       </w:r>
       <w:r>
         <w:rPr>
+          <w:rFonts w:ascii="Roboto" w:cs="Roboto" w:eastAsia="Roboto" w:hAnsi="Roboto"/>
           <w:b w:val="0"/>
           <w:bCs w:val="0"/>
           <w:sz w:val="28"/>
@@ -1383,14 +1306,16 @@
     <w:p>
       <w:pPr>
         <w:rPr>
-          <w:b w:val="1"/>
-          <w:bCs w:val="1"/>
-          <w:sz w:val="22"/>
-          <w:szCs w:val="22"/>
-        </w:rPr>
-      </w:pPr>
-      <w:r>
-        <w:rPr>
+          <w:rFonts w:ascii="Roboto" w:cs="Roboto" w:eastAsia="Roboto" w:hAnsi="Roboto"/>
+          <w:b w:val="1"/>
+          <w:bCs w:val="1"/>
+          <w:sz w:val="22"/>
+          <w:szCs w:val="22"/>
+        </w:rPr>
+      </w:pPr>
+      <w:r>
+        <w:rPr>
+          <w:rFonts w:ascii="Roboto" w:cs="Roboto" w:eastAsia="Roboto" w:hAnsi="Roboto"/>
           <w:b w:val="1"/>
           <w:bCs w:val="1"/>
           <w:sz w:val="22"/>
@@ -1401,6 +1326,7 @@
       </w:r>
       <w:r>
         <w:rPr>
+          <w:rFonts w:ascii="Roboto" w:cs="Roboto" w:eastAsia="Roboto" w:hAnsi="Roboto"/>
           <w:sz w:val="22"/>
           <w:szCs w:val="22"/>
           <w:rtl w:val="0"/>
@@ -1423,12 +1349,14 @@
     <w:p>
       <w:pPr>
         <w:rPr>
-          <w:sz w:val="22"/>
-          <w:szCs w:val="22"/>
-        </w:rPr>
-      </w:pPr>
-      <w:r>
-        <w:rPr>
+          <w:rFonts w:ascii="Roboto" w:cs="Roboto" w:eastAsia="Roboto" w:hAnsi="Roboto"/>
+          <w:sz w:val="22"/>
+          <w:szCs w:val="22"/>
+        </w:rPr>
+      </w:pPr>
+      <w:r>
+        <w:rPr>
+          <w:rFonts w:ascii="Roboto" w:cs="Roboto" w:eastAsia="Roboto" w:hAnsi="Roboto"/>
           <w:b w:val="1"/>
           <w:bCs w:val="1"/>
           <w:sz w:val="22"/>
@@ -1439,6 +1367,54 @@
       </w:r>
       <w:r>
         <w:rPr>
+          <w:rFonts w:ascii="Roboto" w:cs="Roboto" w:eastAsia="Roboto" w:hAnsi="Roboto"/>
+          <w:sz w:val="22"/>
+          <w:szCs w:val="22"/>
+          <w:rtl w:val="0"/>
+        </w:rPr>
+        <w:tab/>
+        <w:t xml:space="preserve">|   Adolfo Ibáñez</w:t>
+      </w:r>
+      <w:r>
+        <w:rPr>
+          <w:rFonts w:ascii="Roboto" w:cs="Roboto" w:eastAsia="Roboto" w:hAnsi="Roboto"/>
+          <w:sz w:val="22"/>
+          <w:szCs w:val="22"/>
+          <w:rtl w:val="0"/>
+        </w:rPr>
+        <w:t xml:space="preserve"> University</w:t>
+        <w:tab/>
+        <w:tab/>
+        <w:t xml:space="preserve">|      Chile </w:t>
+        <w:tab/>
+        <w:t xml:space="preserve">|</w:t>
+        <w:tab/>
+        <w:t xml:space="preserve">2016</w:t>
+      </w:r>
+    </w:p>
+    <w:p>
+      <w:pPr>
+        <w:rPr>
+          <w:rFonts w:ascii="Roboto" w:cs="Roboto" w:eastAsia="Roboto" w:hAnsi="Roboto"/>
+          <w:sz w:val="22"/>
+          <w:szCs w:val="22"/>
+        </w:rPr>
+      </w:pPr>
+      <w:r>
+        <w:rPr>
+          <w:rFonts w:ascii="Roboto" w:cs="Roboto" w:eastAsia="Roboto" w:hAnsi="Roboto"/>
+          <w:b w:val="1"/>
+          <w:bCs w:val="1"/>
+          <w:sz w:val="22"/>
+          <w:szCs w:val="22"/>
+          <w:rtl w:val="0"/>
+        </w:rPr>
+        <w:t xml:space="preserve">Programmer Analyst</w:t>
+        <w:tab/>
+      </w:r>
+      <w:r>
+        <w:rPr>
+          <w:rFonts w:ascii="Roboto" w:cs="Roboto" w:eastAsia="Roboto" w:hAnsi="Roboto"/>
           <w:sz w:val="22"/>
           <w:szCs w:val="22"/>
           <w:rtl w:val="0"/>
@@ -1448,39 +1424,45 @@
       </w:r>
       <w:r>
         <w:rPr>
-          <w:sz w:val="22"/>
-          <w:szCs w:val="22"/>
-          <w:rtl w:val="0"/>
-        </w:rPr>
-        <w:t xml:space="preserve">Adolfo Ibanez University</w:t>
-        <w:tab/>
-        <w:tab/>
-        <w:t xml:space="preserve">|      Chile </w:t>
+          <w:rFonts w:ascii="Roboto" w:cs="Roboto" w:eastAsia="Roboto" w:hAnsi="Roboto"/>
+          <w:sz w:val="22"/>
+          <w:szCs w:val="22"/>
+          <w:rtl w:val="0"/>
+        </w:rPr>
+        <w:t xml:space="preserve">DUOC UC</w:t>
+        <w:tab/>
+        <w:tab/>
+        <w:tab/>
+        <w:tab/>
+        <w:t xml:space="preserve">|      Chile</w:t>
         <w:tab/>
         <w:t xml:space="preserve">|</w:t>
         <w:tab/>
-        <w:t xml:space="preserve">2016</w:t>
-      </w:r>
-    </w:p>
-    <w:p>
-      <w:pPr>
-        <w:rPr>
-          <w:sz w:val="22"/>
-          <w:szCs w:val="22"/>
-        </w:rPr>
-      </w:pPr>
-      <w:r>
-        <w:rPr>
-          <w:b w:val="1"/>
-          <w:bCs w:val="1"/>
-          <w:sz w:val="22"/>
-          <w:szCs w:val="22"/>
-          <w:rtl w:val="0"/>
-        </w:rPr>
-        <w:t xml:space="preserve">Programmer Analyst</w:t>
-      </w:r>
-      <w:r>
-        <w:rPr>
+        <w:t xml:space="preserve">2011 - 2013</w:t>
+      </w:r>
+    </w:p>
+    <w:p>
+      <w:pPr>
+        <w:rPr>
+          <w:rFonts w:ascii="Roboto" w:cs="Roboto" w:eastAsia="Roboto" w:hAnsi="Roboto"/>
+          <w:sz w:val="22"/>
+          <w:szCs w:val="22"/>
+        </w:rPr>
+      </w:pPr>
+      <w:r>
+        <w:rPr>
+          <w:rFonts w:ascii="Roboto" w:cs="Roboto" w:eastAsia="Roboto" w:hAnsi="Roboto"/>
+          <w:b w:val="1"/>
+          <w:bCs w:val="1"/>
+          <w:sz w:val="22"/>
+          <w:szCs w:val="22"/>
+          <w:rtl w:val="0"/>
+        </w:rPr>
+        <w:t xml:space="preserve">Programming Technician</w:t>
+      </w:r>
+      <w:r>
+        <w:rPr>
+          <w:rFonts w:ascii="Roboto" w:cs="Roboto" w:eastAsia="Roboto" w:hAnsi="Roboto"/>
           <w:sz w:val="22"/>
           <w:szCs w:val="22"/>
           <w:rtl w:val="0"/>
@@ -1490,79 +1472,41 @@
       </w:r>
       <w:r>
         <w:rPr>
-          <w:sz w:val="22"/>
-          <w:szCs w:val="22"/>
-          <w:rtl w:val="0"/>
-        </w:rPr>
-        <w:t xml:space="preserve">DUOC UC</w:t>
-        <w:tab/>
-        <w:tab/>
-        <w:tab/>
+          <w:rFonts w:ascii="Roboto" w:cs="Roboto" w:eastAsia="Roboto" w:hAnsi="Roboto"/>
+          <w:sz w:val="22"/>
+          <w:szCs w:val="22"/>
+          <w:rtl w:val="0"/>
+        </w:rPr>
+        <w:t xml:space="preserve">Science and Technology HS</w:t>
         <w:tab/>
         <w:t xml:space="preserve">|      Chile</w:t>
         <w:tab/>
         <w:t xml:space="preserve">|</w:t>
         <w:tab/>
-        <w:t xml:space="preserve">2011 - 2013</w:t>
-      </w:r>
-    </w:p>
-    <w:p>
-      <w:pPr>
-        <w:rPr>
-          <w:sz w:val="22"/>
-          <w:szCs w:val="22"/>
-        </w:rPr>
-      </w:pPr>
-      <w:r>
-        <w:rPr>
-          <w:b w:val="1"/>
-          <w:bCs w:val="1"/>
-          <w:sz w:val="22"/>
-          <w:szCs w:val="22"/>
-          <w:rtl w:val="0"/>
-        </w:rPr>
-        <w:t xml:space="preserve">Programming Technician</w:t>
-      </w:r>
-      <w:r>
-        <w:rPr>
-          <w:sz w:val="22"/>
-          <w:szCs w:val="22"/>
-          <w:rtl w:val="0"/>
-        </w:rPr>
-        <w:tab/>
-        <w:t xml:space="preserve">|   </w:t>
-      </w:r>
-      <w:r>
-        <w:rPr>
-          <w:sz w:val="22"/>
-          <w:szCs w:val="22"/>
-          <w:rtl w:val="0"/>
-        </w:rPr>
-        <w:t xml:space="preserve">Science and Technology HS</w:t>
-        <w:tab/>
-        <w:t xml:space="preserve">|      Chile</w:t>
-        <w:tab/>
-        <w:t xml:space="preserve">|</w:t>
-        <w:tab/>
         <w:t xml:space="preserve">1998 - 2001</w:t>
       </w:r>
     </w:p>
     <w:p>
       <w:pPr>
         <w:rPr>
-          <w:sz w:val="22"/>
-          <w:szCs w:val="22"/>
-        </w:rPr>
-      </w:pPr>
-      <w:r>
-        <w:rPr>
-          <w:rtl w:val="0"/>
-        </w:rPr>
-      </w:r>
-    </w:p>
-    <w:p>
-      <w:pPr>
-        <w:rPr/>
+          <w:rFonts w:ascii="Roboto" w:cs="Roboto" w:eastAsia="Roboto" w:hAnsi="Roboto"/>
+          <w:sz w:val="16"/>
+          <w:szCs w:val="16"/>
+        </w:rPr>
+      </w:pPr>
+      <w:r>
+        <w:rPr>
+          <w:rtl w:val="0"/>
+        </w:rPr>
+      </w:r>
+    </w:p>
+    <w:p>
+      <w:pPr>
+        <w:rPr>
+          <w:rFonts w:ascii="Roboto" w:cs="Roboto" w:eastAsia="Roboto" w:hAnsi="Roboto"/>
+          <w:sz w:val="12"/>
+          <w:szCs w:val="12"/>
+        </w:rPr>
       </w:pPr>
       <w:r>
         <w:rPr>
@@ -1577,6 +1521,7 @@
         <w:ind w:left="0" w:right="5.669291338583093" w:firstLine="0"/>
         <w:jc w:val="center"/>
         <w:rPr>
+          <w:rFonts w:ascii="Roboto" w:cs="Roboto" w:eastAsia="Roboto" w:hAnsi="Roboto"/>
           <w:b w:val="0"/>
           <w:bCs w:val="0"/>
           <w:sz w:val="28"/>
@@ -1587,6 +1532,7 @@
       <w:bookmarkEnd w:id="4"/>
       <w:r>
         <w:rPr>
+          <w:rFonts w:ascii="Roboto" w:cs="Roboto" w:eastAsia="Roboto" w:hAnsi="Roboto"/>
           <w:sz w:val="28"/>
           <w:szCs w:val="28"/>
           <w:rtl w:val="0"/>
@@ -1595,6 +1541,7 @@
       </w:r>
       <w:r>
         <w:rPr>
+          <w:rFonts w:ascii="Roboto" w:cs="Roboto" w:eastAsia="Roboto" w:hAnsi="Roboto"/>
           <w:b w:val="0"/>
           <w:bCs w:val="0"/>
           <w:sz w:val="28"/>
@@ -1606,15 +1553,63 @@
     </w:p>
     <w:p>
       <w:pPr>
+        <w:tabs>
+          <w:tab w:val="left" w:leader="none" w:pos="1834.6062992125985"/>
+        </w:tabs>
         <w:spacing w:line="276" w:lineRule="auto"/>
         <w:jc w:val="both"/>
         <w:rPr>
-          <w:sz w:val="22"/>
-          <w:szCs w:val="22"/>
-        </w:rPr>
-      </w:pPr>
-      <w:r>
-        <w:rPr>
+          <w:rFonts w:ascii="Roboto" w:cs="Roboto" w:eastAsia="Roboto" w:hAnsi="Roboto"/>
+          <w:sz w:val="22"/>
+          <w:szCs w:val="22"/>
+        </w:rPr>
+      </w:pPr>
+      <w:r>
+        <w:rPr>
+          <w:rFonts w:ascii="Roboto" w:cs="Roboto" w:eastAsia="Roboto" w:hAnsi="Roboto"/>
+          <w:b w:val="1"/>
+          <w:bCs w:val="1"/>
+          <w:sz w:val="22"/>
+          <w:szCs w:val="22"/>
+          <w:rtl w:val="0"/>
+        </w:rPr>
+        <w:t xml:space="preserve">Languages:</w:t>
+      </w:r>
+      <w:r>
+        <w:rPr>
+          <w:rFonts w:ascii="Roboto" w:cs="Roboto" w:eastAsia="Roboto" w:hAnsi="Roboto"/>
+          <w:sz w:val="22"/>
+          <w:szCs w:val="22"/>
+          <w:rtl w:val="0"/>
+        </w:rPr>
+        <w:tab/>
+      </w:r>
+      <w:r>
+        <w:rPr>
+          <w:rFonts w:ascii="Roboto" w:cs="Roboto" w:eastAsia="Roboto" w:hAnsi="Roboto"/>
+          <w:sz w:val="22"/>
+          <w:szCs w:val="22"/>
+          <w:rtl w:val="0"/>
+        </w:rPr>
+        <w:t xml:space="preserve">TypeScript, JavaScript (ES6+), C# (.NET), Python, PHP</w:t>
+      </w:r>
+    </w:p>
+    <w:p>
+      <w:pPr>
+        <w:tabs>
+          <w:tab w:val="left" w:leader="none" w:pos="1834.6062992125985"/>
+        </w:tabs>
+        <w:spacing w:line="276" w:lineRule="auto"/>
+        <w:jc w:val="both"/>
+        <w:rPr>
+          <w:rFonts w:ascii="Roboto" w:cs="Roboto" w:eastAsia="Roboto" w:hAnsi="Roboto"/>
+          <w:sz w:val="22"/>
+          <w:szCs w:val="22"/>
+        </w:rPr>
+      </w:pPr>
+      <w:r>
+        <w:rPr>
+          <w:rFonts w:ascii="Roboto" w:cs="Roboto" w:eastAsia="Roboto" w:hAnsi="Roboto"/>
           <w:b w:val="1"/>
           <w:bCs w:val="1"/>
           <w:sz w:val="22"/>
@@ -1625,43 +1620,124 @@
       </w:r>
       <w:r>
         <w:rPr>
-          <w:sz w:val="22"/>
-          <w:szCs w:val="22"/>
-          <w:rtl w:val="0"/>
-        </w:rPr>
-        <w:t xml:space="preserve"> Next.js, React.js, Javascript, Typescript, Vue, Svelte, A11y, i18n, CSS, BootStrap, Styled Components, Material UI, Material Design, Figma, Storybook, ASP.</w:t>
-        <w:br w:type="textWrapping"/>
-      </w:r>
-      <w:r>
-        <w:rPr>
-          <w:b w:val="1"/>
-          <w:bCs w:val="1"/>
-          <w:sz w:val="22"/>
-          <w:szCs w:val="22"/>
-          <w:rtl w:val="0"/>
-        </w:rPr>
-        <w:t xml:space="preserve">Backend:</w:t>
-      </w:r>
-      <w:r>
-        <w:rPr>
-          <w:sz w:val="22"/>
-          <w:szCs w:val="22"/>
-          <w:rtl w:val="0"/>
-        </w:rPr>
-        <w:t xml:space="preserve"> Node.js, .NET C#, PHP, Python, API RESTful, GraphQL, COM+.</w:t>
-      </w:r>
-    </w:p>
-    <w:p>
-      <w:pPr>
+          <w:rFonts w:ascii="Roboto" w:cs="Roboto" w:eastAsia="Roboto" w:hAnsi="Roboto"/>
+          <w:sz w:val="22"/>
+          <w:szCs w:val="22"/>
+          <w:rtl w:val="0"/>
+        </w:rPr>
+        <w:tab/>
+      </w:r>
+      <w:r>
+        <w:rPr>
+          <w:rFonts w:ascii="Roboto" w:cs="Roboto" w:eastAsia="Roboto" w:hAnsi="Roboto"/>
+          <w:sz w:val="22"/>
+          <w:szCs w:val="22"/>
+          <w:rtl w:val="0"/>
+        </w:rPr>
+        <w:t xml:space="preserve">React, Next.js, Vue, Svelte, HTML5, CSS3, Styled Components, Material UI, Tailwind CSS </w:t>
+      </w:r>
+    </w:p>
+    <w:p>
+      <w:pPr>
+        <w:tabs>
+          <w:tab w:val="left" w:leader="none" w:pos="1834.6062992125985"/>
+        </w:tabs>
         <w:spacing w:line="276" w:lineRule="auto"/>
         <w:jc w:val="both"/>
         <w:rPr>
-          <w:sz w:val="22"/>
-          <w:szCs w:val="22"/>
-        </w:rPr>
-      </w:pPr>
-      <w:r>
-        <w:rPr>
+          <w:rFonts w:ascii="Roboto" w:cs="Roboto" w:eastAsia="Roboto" w:hAnsi="Roboto"/>
+          <w:b w:val="1"/>
+          <w:bCs w:val="1"/>
+          <w:sz w:val="22"/>
+          <w:szCs w:val="22"/>
+        </w:rPr>
+      </w:pPr>
+      <w:r>
+        <w:rPr>
+          <w:rFonts w:ascii="Roboto" w:cs="Roboto" w:eastAsia="Roboto" w:hAnsi="Roboto"/>
+          <w:b w:val="1"/>
+          <w:bCs w:val="1"/>
+          <w:sz w:val="22"/>
+          <w:szCs w:val="22"/>
+          <w:rtl w:val="0"/>
+        </w:rPr>
+        <w:t xml:space="preserve">Backend/APIs:</w:t>
+      </w:r>
+      <w:r>
+        <w:rPr>
+          <w:rFonts w:ascii="Roboto" w:cs="Roboto" w:eastAsia="Roboto" w:hAnsi="Roboto"/>
+          <w:sz w:val="22"/>
+          <w:szCs w:val="22"/>
+          <w:rtl w:val="0"/>
+        </w:rPr>
+        <w:tab/>
+        <w:t xml:space="preserve">Node.js, REST, GraphQL, .NET, Express</w:t>
+      </w:r>
+      <w:r>
+        <w:rPr>
+          <w:rtl w:val="0"/>
+        </w:rPr>
+      </w:r>
+    </w:p>
+    <w:p>
+      <w:pPr>
+        <w:tabs>
+          <w:tab w:val="left" w:leader="none" w:pos="1834.6062992125985"/>
+        </w:tabs>
+        <w:spacing w:line="276" w:lineRule="auto"/>
+        <w:jc w:val="both"/>
+        <w:rPr>
+          <w:rFonts w:ascii="Roboto" w:cs="Roboto" w:eastAsia="Roboto" w:hAnsi="Roboto"/>
+          <w:sz w:val="22"/>
+          <w:szCs w:val="22"/>
+        </w:rPr>
+      </w:pPr>
+      <w:r>
+        <w:rPr>
+          <w:rFonts w:ascii="Roboto" w:cs="Roboto" w:eastAsia="Roboto" w:hAnsi="Roboto"/>
+          <w:b w:val="1"/>
+          <w:bCs w:val="1"/>
+          <w:sz w:val="22"/>
+          <w:szCs w:val="22"/>
+          <w:rtl w:val="0"/>
+        </w:rPr>
+        <w:t xml:space="preserve">Testing:</w:t>
+      </w:r>
+      <w:r>
+        <w:rPr>
+          <w:rFonts w:ascii="Roboto" w:cs="Roboto" w:eastAsia="Roboto" w:hAnsi="Roboto"/>
+          <w:sz w:val="22"/>
+          <w:szCs w:val="22"/>
+          <w:rtl w:val="0"/>
+        </w:rPr>
+        <w:tab/>
+      </w:r>
+      <w:r>
+        <w:rPr>
+          <w:rFonts w:ascii="Roboto" w:cs="Roboto" w:eastAsia="Roboto" w:hAnsi="Roboto"/>
+          <w:sz w:val="22"/>
+          <w:szCs w:val="22"/>
+          <w:rtl w:val="0"/>
+        </w:rPr>
+        <w:t xml:space="preserve">Jest, React Testing Library, WebdriverIO, SonarQube</w:t>
+      </w:r>
+    </w:p>
+    <w:p>
+      <w:pPr>
+        <w:tabs>
+          <w:tab w:val="left" w:leader="none" w:pos="1834.6062992125985"/>
+        </w:tabs>
+        <w:spacing w:line="276" w:lineRule="auto"/>
+        <w:jc w:val="both"/>
+        <w:rPr>
+          <w:rFonts w:ascii="Roboto" w:cs="Roboto" w:eastAsia="Roboto" w:hAnsi="Roboto"/>
+          <w:sz w:val="22"/>
+          <w:szCs w:val="22"/>
+        </w:rPr>
+      </w:pPr>
+      <w:r>
+        <w:rPr>
+          <w:rFonts w:ascii="Roboto" w:cs="Roboto" w:eastAsia="Roboto" w:hAnsi="Roboto"/>
           <w:b w:val="1"/>
           <w:bCs w:val="1"/>
           <w:sz w:val="22"/>
@@ -1672,141 +1748,258 @@
       </w:r>
       <w:r>
         <w:rPr>
-          <w:sz w:val="22"/>
-          <w:szCs w:val="22"/>
-          <w:rtl w:val="0"/>
-        </w:rPr>
-        <w:t xml:space="preserve"> Microsoft SQL, MongoDB, MySQL, PostgreSQL, MS-DTSX. </w:t>
-      </w:r>
-    </w:p>
-    <w:p>
-      <w:pPr>
+          <w:rFonts w:ascii="Roboto" w:cs="Roboto" w:eastAsia="Roboto" w:hAnsi="Roboto"/>
+          <w:sz w:val="22"/>
+          <w:szCs w:val="22"/>
+          <w:rtl w:val="0"/>
+        </w:rPr>
+        <w:tab/>
+      </w:r>
+      <w:r>
+        <w:rPr>
+          <w:rFonts w:ascii="Roboto" w:cs="Roboto" w:eastAsia="Roboto" w:hAnsi="Roboto"/>
+          <w:sz w:val="22"/>
+          <w:szCs w:val="22"/>
+          <w:rtl w:val="0"/>
+        </w:rPr>
+        <w:t xml:space="preserve">PostgreSQL, MongoDB, MySQL, Microsoft SQL</w:t>
+      </w:r>
+    </w:p>
+    <w:p>
+      <w:pPr>
+        <w:tabs>
+          <w:tab w:val="left" w:leader="none" w:pos="1834.6062992125985"/>
+        </w:tabs>
         <w:spacing w:line="276" w:lineRule="auto"/>
         <w:jc w:val="both"/>
         <w:rPr>
-          <w:sz w:val="22"/>
-          <w:szCs w:val="22"/>
-        </w:rPr>
-      </w:pPr>
-      <w:r>
-        <w:rPr>
-          <w:b w:val="1"/>
-          <w:bCs w:val="1"/>
-          <w:sz w:val="22"/>
-          <w:szCs w:val="22"/>
-          <w:rtl w:val="0"/>
-        </w:rPr>
-        <w:t xml:space="preserve">Cloud:</w:t>
-      </w:r>
-      <w:r>
-        <w:rPr>
-          <w:sz w:val="22"/>
-          <w:szCs w:val="22"/>
-          <w:rtl w:val="0"/>
-        </w:rPr>
-        <w:t xml:space="preserve"> Google Cloud Platform, Amazon Web Services.</w:t>
-      </w:r>
-    </w:p>
-    <w:p>
-      <w:pPr>
+          <w:rFonts w:ascii="Roboto" w:cs="Roboto" w:eastAsia="Roboto" w:hAnsi="Roboto"/>
+          <w:sz w:val="22"/>
+          <w:szCs w:val="22"/>
+        </w:rPr>
+      </w:pPr>
+      <w:r>
+        <w:rPr>
+          <w:rFonts w:ascii="Roboto" w:cs="Roboto" w:eastAsia="Roboto" w:hAnsi="Roboto"/>
+          <w:b w:val="1"/>
+          <w:bCs w:val="1"/>
+          <w:sz w:val="22"/>
+          <w:szCs w:val="22"/>
+          <w:rtl w:val="0"/>
+        </w:rPr>
+        <w:t xml:space="preserve">Cloud &amp; DevOps:</w:t>
+      </w:r>
+      <w:r>
+        <w:rPr>
+          <w:rFonts w:ascii="Roboto" w:cs="Roboto" w:eastAsia="Roboto" w:hAnsi="Roboto"/>
+          <w:sz w:val="22"/>
+          <w:szCs w:val="22"/>
+          <w:rtl w:val="0"/>
+        </w:rPr>
+        <w:tab/>
+      </w:r>
+      <w:r>
+        <w:rPr>
+          <w:rFonts w:ascii="Roboto" w:cs="Roboto" w:eastAsia="Roboto" w:hAnsi="Roboto"/>
+          <w:sz w:val="22"/>
+          <w:szCs w:val="22"/>
+          <w:rtl w:val="0"/>
+        </w:rPr>
+        <w:t xml:space="preserve">Google Cloud Platform, AWS, Terraform, Docker, CircleCI, GitHub Actions, Jenkins</w:t>
+      </w:r>
+    </w:p>
+    <w:p>
+      <w:pPr>
+        <w:tabs>
+          <w:tab w:val="left" w:leader="none" w:pos="1834.6062992125985"/>
+        </w:tabs>
         <w:spacing w:line="276" w:lineRule="auto"/>
         <w:jc w:val="both"/>
         <w:rPr>
-          <w:sz w:val="22"/>
-          <w:szCs w:val="22"/>
-        </w:rPr>
-      </w:pPr>
-      <w:r>
-        <w:rPr>
-          <w:b w:val="1"/>
-          <w:bCs w:val="1"/>
-          <w:sz w:val="22"/>
-          <w:szCs w:val="22"/>
-          <w:rtl w:val="0"/>
-        </w:rPr>
-        <w:t xml:space="preserve">IA:</w:t>
-      </w:r>
-      <w:r>
-        <w:rPr>
-          <w:sz w:val="22"/>
-          <w:szCs w:val="22"/>
-          <w:rtl w:val="0"/>
-        </w:rPr>
-        <w:t xml:space="preserve"> Cursor, Codex, Claude Code.</w:t>
-      </w:r>
-    </w:p>
-    <w:p>
-      <w:pPr>
+          <w:rFonts w:ascii="Roboto" w:cs="Roboto" w:eastAsia="Roboto" w:hAnsi="Roboto"/>
+          <w:sz w:val="22"/>
+          <w:szCs w:val="22"/>
+        </w:rPr>
+      </w:pPr>
+      <w:r>
+        <w:rPr>
+          <w:rFonts w:ascii="Roboto" w:cs="Roboto" w:eastAsia="Roboto" w:hAnsi="Roboto"/>
+          <w:b w:val="1"/>
+          <w:bCs w:val="1"/>
+          <w:sz w:val="22"/>
+          <w:szCs w:val="22"/>
+          <w:rtl w:val="0"/>
+        </w:rPr>
+        <w:t xml:space="preserve">Practices:</w:t>
+      </w:r>
+      <w:r>
+        <w:rPr>
+          <w:rFonts w:ascii="Roboto" w:cs="Roboto" w:eastAsia="Roboto" w:hAnsi="Roboto"/>
+          <w:sz w:val="22"/>
+          <w:szCs w:val="22"/>
+          <w:rtl w:val="0"/>
+        </w:rPr>
+        <w:tab/>
+      </w:r>
+      <w:r>
+        <w:rPr>
+          <w:rFonts w:ascii="Roboto" w:cs="Roboto" w:eastAsia="Roboto" w:hAnsi="Roboto"/>
+          <w:sz w:val="22"/>
+          <w:szCs w:val="22"/>
+          <w:rtl w:val="0"/>
+        </w:rPr>
+        <w:t xml:space="preserve">Accessibility (WCAG / A11y), i18n, AI-augmented development workflows, Core Web </w:t>
+      </w:r>
+    </w:p>
+    <w:p>
+      <w:pPr>
+        <w:tabs>
+          <w:tab w:val="left" w:leader="none" w:pos="1834.6062992125985"/>
+        </w:tabs>
         <w:spacing w:line="276" w:lineRule="auto"/>
         <w:jc w:val="both"/>
         <w:rPr>
-          <w:sz w:val="22"/>
-          <w:szCs w:val="22"/>
-        </w:rPr>
-      </w:pPr>
-      <w:r>
-        <w:rPr>
-          <w:b w:val="1"/>
-          <w:bCs w:val="1"/>
-          <w:sz w:val="22"/>
-          <w:szCs w:val="22"/>
-          <w:rtl w:val="0"/>
-        </w:rPr>
-        <w:t xml:space="preserve">Versión Control Platform</w:t>
-      </w:r>
-      <w:r>
-        <w:rPr>
-          <w:sz w:val="22"/>
-          <w:szCs w:val="22"/>
-          <w:rtl w:val="0"/>
-        </w:rPr>
-        <w:t xml:space="preserve">: Github, Gitlab, Bitbucket.</w:t>
-        <w:br w:type="textWrapping"/>
-      </w:r>
-      <w:r>
-        <w:rPr>
-          <w:b w:val="1"/>
-          <w:bCs w:val="1"/>
-          <w:sz w:val="22"/>
-          <w:szCs w:val="22"/>
-          <w:rtl w:val="0"/>
-        </w:rPr>
-        <w:t xml:space="preserve">Others: </w:t>
-      </w:r>
-      <w:r>
-        <w:rPr>
-          <w:sz w:val="22"/>
-          <w:szCs w:val="22"/>
-          <w:rtl w:val="0"/>
-        </w:rPr>
-        <w:t xml:space="preserve">AutoCAD</w:t>
-      </w:r>
-      <w:r>
-        <w:rPr>
-          <w:b w:val="1"/>
-          <w:bCs w:val="1"/>
-          <w:sz w:val="22"/>
-          <w:szCs w:val="22"/>
-          <w:rtl w:val="0"/>
-        </w:rPr>
-        <w:t xml:space="preserve">, </w:t>
-      </w:r>
-      <w:r>
-        <w:rPr>
-          <w:sz w:val="22"/>
-          <w:szCs w:val="22"/>
-          <w:rtl w:val="0"/>
-        </w:rPr>
-        <w:t xml:space="preserve">SketchUp, Git, ABSmartly, SonarQube, Grafana, LookerStudio, Slack API, Sendgrid, CircleCI, Github Actions, Swagger, Jenkins, WebdriverIO, Jira, Confluence, Trello, Terraform, Heroku, Scrum Methodology, Kanban, Lean.</w:t>
-      </w:r>
-    </w:p>
-    <w:p>
-      <w:pPr>
+          <w:rFonts w:ascii="Roboto" w:cs="Roboto" w:eastAsia="Roboto" w:hAnsi="Roboto"/>
+          <w:sz w:val="22"/>
+          <w:szCs w:val="22"/>
+        </w:rPr>
+      </w:pPr>
+      <w:r>
+        <w:rPr>
+          <w:rFonts w:ascii="Roboto" w:cs="Roboto" w:eastAsia="Roboto" w:hAnsi="Roboto"/>
+          <w:sz w:val="22"/>
+          <w:szCs w:val="22"/>
+          <w:rtl w:val="0"/>
+        </w:rPr>
+        <w:tab/>
+        <w:t xml:space="preserve">Vitals, A/B Testing (ABSmartly), Feature Flags, Design Systems, Micro-frontends, CI/CD, </w:t>
+        <w:tab/>
+        <w:t xml:space="preserve">SOLID, Agile / Scrum / Kanban</w:t>
+      </w:r>
+    </w:p>
+    <w:p>
+      <w:pPr>
+        <w:tabs>
+          <w:tab w:val="left" w:leader="none" w:pos="1834.6062992125985"/>
+        </w:tabs>
         <w:spacing w:line="276" w:lineRule="auto"/>
         <w:jc w:val="both"/>
         <w:rPr>
-          <w:sz w:val="22"/>
-          <w:szCs w:val="22"/>
+          <w:rFonts w:ascii="Roboto" w:cs="Roboto" w:eastAsia="Roboto" w:hAnsi="Roboto"/>
+          <w:sz w:val="22"/>
+          <w:szCs w:val="22"/>
+        </w:rPr>
+      </w:pPr>
+      <w:r>
+        <w:rPr>
+          <w:rFonts w:ascii="Roboto" w:cs="Roboto" w:eastAsia="Roboto" w:hAnsi="Roboto"/>
+          <w:b w:val="1"/>
+          <w:bCs w:val="1"/>
+          <w:sz w:val="22"/>
+          <w:szCs w:val="22"/>
+          <w:rtl w:val="0"/>
+        </w:rPr>
+        <w:t xml:space="preserve">AI-assisted:</w:t>
+      </w:r>
+      <w:r>
+        <w:rPr>
+          <w:rFonts w:ascii="Roboto" w:cs="Roboto" w:eastAsia="Roboto" w:hAnsi="Roboto"/>
+          <w:sz w:val="22"/>
+          <w:szCs w:val="22"/>
+          <w:rtl w:val="0"/>
+        </w:rPr>
+        <w:tab/>
+      </w:r>
+      <w:r>
+        <w:rPr>
+          <w:rFonts w:ascii="Roboto" w:cs="Roboto" w:eastAsia="Roboto" w:hAnsi="Roboto"/>
+          <w:sz w:val="22"/>
+          <w:szCs w:val="22"/>
+          <w:rtl w:val="0"/>
+        </w:rPr>
+        <w:t xml:space="preserve">Claude Code, Cursor, Codex, GitHub Copilot</w:t>
+      </w:r>
+    </w:p>
+    <w:p>
+      <w:pPr>
+        <w:tabs>
+          <w:tab w:val="left" w:leader="none" w:pos="1834.6062992125985"/>
+        </w:tabs>
+        <w:spacing w:line="276" w:lineRule="auto"/>
+        <w:jc w:val="both"/>
+        <w:rPr>
+          <w:rFonts w:ascii="Roboto" w:cs="Roboto" w:eastAsia="Roboto" w:hAnsi="Roboto"/>
+          <w:sz w:val="22"/>
+          <w:szCs w:val="22"/>
+        </w:rPr>
+      </w:pPr>
+      <w:r>
+        <w:rPr>
+          <w:rFonts w:ascii="Roboto" w:cs="Roboto" w:eastAsia="Roboto" w:hAnsi="Roboto"/>
+          <w:b w:val="1"/>
+          <w:bCs w:val="1"/>
+          <w:sz w:val="22"/>
+          <w:szCs w:val="22"/>
+          <w:rtl w:val="0"/>
+        </w:rPr>
+        <w:t xml:space="preserve">Tools:</w:t>
+      </w:r>
+      <w:r>
+        <w:rPr>
+          <w:rFonts w:ascii="Roboto" w:cs="Roboto" w:eastAsia="Roboto" w:hAnsi="Roboto"/>
+          <w:sz w:val="22"/>
+          <w:szCs w:val="22"/>
+          <w:rtl w:val="0"/>
+        </w:rPr>
+        <w:tab/>
+      </w:r>
+      <w:r>
+        <w:rPr>
+          <w:rFonts w:ascii="Roboto" w:cs="Roboto" w:eastAsia="Roboto" w:hAnsi="Roboto"/>
+          <w:sz w:val="22"/>
+          <w:szCs w:val="22"/>
+          <w:rtl w:val="0"/>
+        </w:rPr>
+        <w:t xml:space="preserve">Git, GitHub, GitLab, Bitbucket, Jira, Confluence, Grafana, Figma, LookerStudio, Slack API, </w:t>
+      </w:r>
+    </w:p>
+    <w:p>
+      <w:pPr>
+        <w:tabs>
+          <w:tab w:val="left" w:leader="none" w:pos="1834.6062992125985"/>
+        </w:tabs>
+        <w:spacing w:line="276" w:lineRule="auto"/>
+        <w:jc w:val="both"/>
+        <w:rPr>
+          <w:rFonts w:ascii="Roboto" w:cs="Roboto" w:eastAsia="Roboto" w:hAnsi="Roboto"/>
+          <w:sz w:val="22"/>
+          <w:szCs w:val="22"/>
+        </w:rPr>
+      </w:pPr>
+      <w:r>
+        <w:rPr>
+          <w:rFonts w:ascii="Roboto" w:cs="Roboto" w:eastAsia="Roboto" w:hAnsi="Roboto"/>
+          <w:sz w:val="22"/>
+          <w:szCs w:val="22"/>
+          <w:rtl w:val="0"/>
+        </w:rPr>
+        <w:tab/>
+        <w:t xml:space="preserve">Sendgrid, Swagger, Storybook</w:t>
+      </w:r>
+      <w:r>
+        <w:rPr>
+          <w:rtl w:val="0"/>
+        </w:rPr>
+      </w:r>
+    </w:p>
+    <w:p>
+      <w:pPr>
+        <w:spacing w:line="276" w:lineRule="auto"/>
+        <w:jc w:val="both"/>
+        <w:rPr>
+          <w:rFonts w:ascii="Roboto" w:cs="Roboto" w:eastAsia="Roboto" w:hAnsi="Roboto"/>
+          <w:sz w:val="16"/>
+          <w:szCs w:val="16"/>
         </w:rPr>
       </w:pPr>
       <w:r>
@@ -1822,6 +2015,7 @@
         <w:ind w:left="0" w:right="5.669291338583093" w:firstLine="0"/>
         <w:jc w:val="center"/>
         <w:rPr>
+          <w:rFonts w:ascii="Roboto" w:cs="Roboto" w:eastAsia="Roboto" w:hAnsi="Roboto"/>
           <w:sz w:val="28"/>
           <w:szCs w:val="28"/>
         </w:rPr>
@@ -1830,6 +2024,7 @@
       <w:bookmarkEnd w:id="5"/>
       <w:r>
         <w:rPr>
+          <w:rFonts w:ascii="Roboto" w:cs="Roboto" w:eastAsia="Roboto" w:hAnsi="Roboto"/>
           <w:sz w:val="28"/>
           <w:szCs w:val="28"/>
           <w:rtl w:val="0"/>
@@ -1838,6 +2033,7 @@
       </w:r>
       <w:r>
         <w:rPr>
+          <w:rFonts w:ascii="Roboto" w:cs="Roboto" w:eastAsia="Roboto" w:hAnsi="Roboto"/>
           <w:b w:val="0"/>
           <w:bCs w:val="0"/>
           <w:sz w:val="28"/>
@@ -1845,42 +2041,6 @@
           <w:rtl w:val="0"/>
         </w:rPr>
         <w:t xml:space="preserve">wards</w:t>
-      </w:r>
-      <w:r>
-        <w:rPr>
-          <w:rtl w:val="0"/>
-        </w:rPr>
-      </w:r>
-    </w:p>
-    <w:p>
-      <w:pPr>
-        <w:spacing w:after="60" w:before="40" w:line="276" w:lineRule="auto"/>
-        <w:ind w:right="5.669291338583093"/>
-        <w:jc w:val="both"/>
-        <w:rPr>
-          <w:b w:val="1"/>
-          <w:bCs w:val="1"/>
-          <w:sz w:val="22"/>
-          <w:szCs w:val="22"/>
-        </w:rPr>
-      </w:pPr>
-      <w:r>
-        <w:rPr>
-          <w:b w:val="1"/>
-          <w:bCs w:val="1"/>
-          <w:sz w:val="22"/>
-          <w:szCs w:val="22"/>
-          <w:rtl w:val="0"/>
-        </w:rPr>
-        <w:t xml:space="preserve">LATAM Service Leader | LATAM Airlines | 2025: </w:t>
-      </w:r>
-      <w:r>
-        <w:rPr>
-          <w:sz w:val="22"/>
-          <w:szCs w:val="22"/>
-          <w:rtl w:val="0"/>
-        </w:rPr>
-        <w:t xml:space="preserve">Recognized as a Service Leader in LATAM for my contribution aligned with the Purpose and the Guidelines for Conduct: Safety, Sustainability and “J.E.T.S” – Acronym in spanish meaning: Fair, empathetic, transparent, and simple.</w:t>
       </w:r>
       <w:r>
         <w:rPr>
@@ -1906,66 +2066,74 @@
         <w:ind w:left="0" w:right="5.669291338583093" w:firstLine="0"/>
         <w:jc w:val="both"/>
         <w:rPr>
-          <w:sz w:val="22"/>
-          <w:szCs w:val="22"/>
-        </w:rPr>
-      </w:pPr>
-      <w:r>
-        <w:rPr>
-          <w:b w:val="1"/>
-          <w:bCs w:val="1"/>
-          <w:sz w:val="22"/>
-          <w:szCs w:val="22"/>
-          <w:rtl w:val="0"/>
-        </w:rPr>
-        <w:t xml:space="preserve">Constantly Innovate | Globant | </w:t>
-      </w:r>
-      <w:r>
-        <w:rPr>
-          <w:b w:val="1"/>
-          <w:bCs w:val="1"/>
-          <w:i w:val="0"/>
-          <w:iCs w:val="0"/>
-          <w:smallCaps w:val="0"/>
-          <w:strike w:val="0"/>
-          <w:color w:val="000000"/>
-          <w:sz w:val="22"/>
-          <w:szCs w:val="22"/>
-          <w:u w:val="none"/>
-          <w:shd w:fill="auto" w:val="clear"/>
-          <w:vertAlign w:val="baseline"/>
-          <w:rtl w:val="0"/>
-        </w:rPr>
-        <w:t xml:space="preserve">2022:</w:t>
-      </w:r>
-      <w:r>
-        <w:rPr>
-          <w:b w:val="1"/>
-          <w:bCs w:val="1"/>
-          <w:sz w:val="22"/>
-          <w:szCs w:val="22"/>
-          <w:rtl w:val="0"/>
-        </w:rPr>
-        <w:t xml:space="preserve"> </w:t>
-      </w:r>
-      <w:r>
-        <w:rPr>
-          <w:rFonts w:ascii="Arial" w:cs="Arial" w:eastAsia="Arial" w:hAnsi="Arial"/>
-          <w:b w:val="0"/>
-          <w:bCs w:val="0"/>
-          <w:i w:val="0"/>
-          <w:iCs w:val="0"/>
-          <w:smallCaps w:val="0"/>
-          <w:strike w:val="0"/>
-          <w:color w:val="000000"/>
-          <w:sz w:val="22"/>
-          <w:szCs w:val="22"/>
-          <w:u w:val="none"/>
-          <w:shd w:fill="auto" w:val="clear"/>
-          <w:vertAlign w:val="baseline"/>
-          <w:rtl w:val="0"/>
-        </w:rPr>
-        <w:t xml:space="preserve">Annual award given by Globant in recognition of the person most valued by all the company's employees for delivering constant innovation.</w:t>
+          <w:rFonts w:ascii="Roboto" w:cs="Roboto" w:eastAsia="Roboto" w:hAnsi="Roboto"/>
+          <w:sz w:val="22"/>
+          <w:szCs w:val="22"/>
+        </w:rPr>
+      </w:pPr>
+      <w:r>
+        <w:rPr>
+          <w:rFonts w:ascii="Roboto" w:cs="Roboto" w:eastAsia="Roboto" w:hAnsi="Roboto"/>
+          <w:b w:val="1"/>
+          <w:bCs w:val="1"/>
+          <w:sz w:val="22"/>
+          <w:szCs w:val="22"/>
+          <w:rtl w:val="0"/>
+        </w:rPr>
+        <w:t xml:space="preserve">LATAM Service Leader (LATAM, 2025) — </w:t>
+      </w:r>
+      <w:r>
+        <w:rPr>
+          <w:rFonts w:ascii="Roboto" w:cs="Roboto" w:eastAsia="Roboto" w:hAnsi="Roboto"/>
+          <w:sz w:val="22"/>
+          <w:szCs w:val="22"/>
+          <w:rtl w:val="0"/>
+        </w:rPr>
+        <w:t xml:space="preserve">Company-wide recognition for cross-team contribution aligned with LATAM's J.E.T.S. values.</w:t>
+      </w:r>
+    </w:p>
+    <w:p>
+      <w:pPr>
+        <w:keepNext w:val="0"/>
+        <w:keepLines w:val="0"/>
+        <w:pageBreakBefore w:val="0"/>
+        <w:widowControl w:val="1"/>
+        <w:pBdr>
+          <w:top w:space="0" w:sz="0" w:val="nil"/>
+          <w:left w:space="0" w:sz="0" w:val="nil"/>
+          <w:bottom w:space="0" w:sz="0" w:val="nil"/>
+          <w:right w:space="0" w:sz="0" w:val="nil"/>
+          <w:between w:space="0" w:sz="0" w:val="nil"/>
+        </w:pBdr>
+        <w:shd w:fill="auto" w:val="clear"/>
+        <w:spacing w:after="60" w:before="40" w:line="276" w:lineRule="auto"/>
+        <w:ind w:left="0" w:right="5.669291338583093" w:firstLine="0"/>
+        <w:jc w:val="both"/>
+        <w:rPr>
+          <w:rFonts w:ascii="Roboto" w:cs="Roboto" w:eastAsia="Roboto" w:hAnsi="Roboto"/>
+          <w:sz w:val="22"/>
+          <w:szCs w:val="22"/>
+        </w:rPr>
+      </w:pPr>
+      <w:r>
+        <w:rPr>
+          <w:rFonts w:ascii="Roboto" w:cs="Roboto" w:eastAsia="Roboto" w:hAnsi="Roboto"/>
+          <w:b w:val="1"/>
+          <w:bCs w:val="1"/>
+          <w:sz w:val="22"/>
+          <w:szCs w:val="22"/>
+          <w:rtl w:val="0"/>
+        </w:rPr>
+        <w:t xml:space="preserve">Constantly Innovate (Globant, 2022) — </w:t>
+      </w:r>
+      <w:r>
+        <w:rPr>
+          <w:rFonts w:ascii="Roboto" w:cs="Roboto" w:eastAsia="Roboto" w:hAnsi="Roboto"/>
+          <w:sz w:val="22"/>
+          <w:szCs w:val="22"/>
+          <w:rtl w:val="0"/>
+        </w:rPr>
+        <w:t xml:space="preserve">Annual peer-voted award for consistent innovation across the company.</w:t>
       </w:r>
       <w:r>
         <w:rPr>
@@ -1974,9 +2142,9 @@
       </w:r>
     </w:p>
     <w:sectPr>
-      <w:headerReference r:id="rId10" w:type="default"/>
+      <w:headerReference r:id="rId9" w:type="default"/>
       <w:pgSz w:h="15840" w:w="12240" w:orient="portrait"/>
-      <w:pgMar w:bottom="680.3149606299213" w:top="680.3149606299213" w:left="850.3937007874016" w:right="850.3937007874016" w:header="720" w:footer="720"/>
+      <w:pgMar w:bottom="566.9291338582677" w:top="566.9291338582677" w:left="850.3937007874016" w:right="850.3937007874016" w:header="720" w:footer="720"/>
       <w:pgNumType w:start="1"/>
     </w:sectPr>
   </w:body>
@@ -2440,116 +2608,6 @@
       </w:rPr>
     </w:lvl>
   </w:abstractNum>
-  <w:abstractNum w:abstractNumId="5">
-    <w:lvl w:ilvl="0">
-      <w:start w:val="1"/>
-      <w:numFmt w:val="bullet"/>
-      <w:lvlText w:val="●"/>
-      <w:lvlJc w:val="left"/>
-      <w:pPr>
-        <w:ind w:left="720" w:hanging="360"/>
-      </w:pPr>
-      <w:rPr>
-        <w:u w:val="none"/>
-      </w:rPr>
-    </w:lvl>
-    <w:lvl w:ilvl="1">
-      <w:start w:val="1"/>
-      <w:numFmt w:val="bullet"/>
-      <w:lvlText w:val="○"/>
-      <w:lvlJc w:val="left"/>
-      <w:pPr>
-        <w:ind w:left="1440" w:hanging="360"/>
-      </w:pPr>
-      <w:rPr>
-        <w:u w:val="none"/>
-      </w:rPr>
-    </w:lvl>
-    <w:lvl w:ilvl="2">
-      <w:start w:val="1"/>
-      <w:numFmt w:val="bullet"/>
-      <w:lvlText w:val="■"/>
-      <w:lvlJc w:val="left"/>
-      <w:pPr>
-        <w:ind w:left="2160" w:hanging="360"/>
-      </w:pPr>
-      <w:rPr>
-        <w:u w:val="none"/>
-      </w:rPr>
-    </w:lvl>
-    <w:lvl w:ilvl="3">
-      <w:start w:val="1"/>
-      <w:numFmt w:val="bullet"/>
-      <w:lvlText w:val="●"/>
-      <w:lvlJc w:val="left"/>
-      <w:pPr>
-        <w:ind w:left="2880" w:hanging="360"/>
-      </w:pPr>
-      <w:rPr>
-        <w:u w:val="none"/>
-      </w:rPr>
-    </w:lvl>
-    <w:lvl w:ilvl="4">
-      <w:start w:val="1"/>
-      <w:numFmt w:val="bullet"/>
-      <w:lvlText w:val="○"/>
-      <w:lvlJc w:val="left"/>
-      <w:pPr>
-        <w:ind w:left="3600" w:hanging="360"/>
-      </w:pPr>
-      <w:rPr>
-        <w:u w:val="none"/>
-      </w:rPr>
-    </w:lvl>
-    <w:lvl w:ilvl="5">
-      <w:start w:val="1"/>
-      <w:numFmt w:val="bullet"/>
-      <w:lvlText w:val="■"/>
-      <w:lvlJc w:val="left"/>
-      <w:pPr>
-        <w:ind w:left="4320" w:hanging="360"/>
-      </w:pPr>
-      <w:rPr>
-        <w:u w:val="none"/>
-      </w:rPr>
-    </w:lvl>
-    <w:lvl w:ilvl="6">
-      <w:start w:val="1"/>
-      <w:numFmt w:val="bullet"/>
-      <w:lvlText w:val="●"/>
-      <w:lvlJc w:val="left"/>
-      <w:pPr>
-        <w:ind w:left="5040" w:hanging="360"/>
-      </w:pPr>
-      <w:rPr>
-        <w:u w:val="none"/>
-      </w:rPr>
-    </w:lvl>
-    <w:lvl w:ilvl="7">
-      <w:start w:val="1"/>
-      <w:numFmt w:val="bullet"/>
-      <w:lvlText w:val="○"/>
-      <w:lvlJc w:val="left"/>
-      <w:pPr>
-        <w:ind w:left="5760" w:hanging="360"/>
-      </w:pPr>
-      <w:rPr>
-        <w:u w:val="none"/>
-      </w:rPr>
-    </w:lvl>
-    <w:lvl w:ilvl="8">
-      <w:start w:val="1"/>
-      <w:numFmt w:val="bullet"/>
-      <w:lvlText w:val="■"/>
-      <w:lvlJc w:val="left"/>
-      <w:pPr>
-        <w:ind w:left="6480" w:hanging="360"/>
-      </w:pPr>
-      <w:rPr>
-        <w:u w:val="none"/>
-      </w:rPr>
-    </w:lvl>
-  </w:abstractNum>
   <w:num w:numId="1">
     <w:abstractNumId w:val="1"/>
   </w:num>
@@ -2561,9 +2619,6 @@
   </w:num>
   <w:num w:numId="4">
     <w:abstractNumId w:val="4"/>
-  </w:num>
-  <w:num w:numId="5">
-    <w:abstractNumId w:val="5"/>
   </w:num>
 </w:numbering>
 </file>

--- a/public/docs/patricio-anabalon-resume.docx
+++ b/public/docs/patricio-anabalon-resume.docx
@@ -525,7 +525,7 @@
           <w:szCs w:val="22"/>
           <w:rtl w:val="0"/>
         </w:rPr>
-        <w:t xml:space="preserve">Recognised as LATAM Service Leader 2025 for cross-team contribution.</w:t>
+        <w:t xml:space="preserve">Recognised as LATAM Service Leader for cross-team contribution.</w:t>
       </w:r>
       <w:r>
         <w:rPr>
@@ -1032,26 +1032,26 @@
       <w:r>
         <w:rPr>
           <w:rFonts w:ascii="Roboto" w:cs="Roboto" w:eastAsia="Roboto" w:hAnsi="Roboto"/>
-          <w:b w:val="1"/>
-          <w:bCs w:val="1"/>
-          <w:sz w:val="24"/>
-          <w:szCs w:val="24"/>
-          <w:rtl w:val="0"/>
-        </w:rPr>
-        <w:t xml:space="preserve">(in parallel with Amicar)</w:t>
-      </w:r>
-      <w:r>
-        <w:rPr>
-          <w:rFonts w:ascii="Roboto" w:cs="Roboto" w:eastAsia="Roboto" w:hAnsi="Roboto"/>
-          <w:b w:val="1"/>
-          <w:bCs w:val="1"/>
           <w:i w:val="1"/>
           <w:iCs w:val="1"/>
           <w:sz w:val="24"/>
           <w:szCs w:val="24"/>
           <w:rtl w:val="0"/>
         </w:rPr>
-        <w:tab/>
+        <w:t xml:space="preserve">(in parallel with Amicar)</w:t>
+        <w:tab/>
+      </w:r>
+      <w:r>
+        <w:rPr>
+          <w:rFonts w:ascii="Roboto" w:cs="Roboto" w:eastAsia="Roboto" w:hAnsi="Roboto"/>
+          <w:b w:val="1"/>
+          <w:bCs w:val="1"/>
+          <w:i w:val="1"/>
+          <w:iCs w:val="1"/>
+          <w:sz w:val="24"/>
+          <w:szCs w:val="24"/>
+          <w:rtl w:val="0"/>
+        </w:rPr>
         <w:tab/>
         <w:tab/>
         <w:t xml:space="preserve">      </w:t>
@@ -2080,16 +2080,16 @@
           <w:szCs w:val="22"/>
           <w:rtl w:val="0"/>
         </w:rPr>
-        <w:t xml:space="preserve">LATAM Service Leader (LATAM, 2025) — </w:t>
-      </w:r>
-      <w:r>
-        <w:rPr>
-          <w:rFonts w:ascii="Roboto" w:cs="Roboto" w:eastAsia="Roboto" w:hAnsi="Roboto"/>
-          <w:sz w:val="22"/>
-          <w:szCs w:val="22"/>
-          <w:rtl w:val="0"/>
-        </w:rPr>
-        <w:t xml:space="preserve">Company-wide recognition for cross-team contribution aligned with LATAM's J.E.T.S. values.</w:t>
+        <w:t xml:space="preserve">LATAM Service Leader (LATAM, 2026) — </w:t>
+      </w:r>
+      <w:r>
+        <w:rPr>
+          <w:rFonts w:ascii="Roboto" w:cs="Roboto" w:eastAsia="Roboto" w:hAnsi="Roboto"/>
+          <w:sz w:val="22"/>
+          <w:szCs w:val="22"/>
+          <w:rtl w:val="0"/>
+        </w:rPr>
+        <w:t xml:space="preserve">Company-wide recognition for cross-team contribution aligned with Safety, Sustainability and LATAM's J.E.T.S. values.</w:t>
       </w:r>
     </w:p>
     <w:p>
